--- a/第三章_基于双侧CUSUM的加权滑动窗口因子图协同导航方法_初稿.docx
+++ b/第三章_基于双侧CUSUM的加权滑动窗口因子图协同导航方法_初稿.docx
@@ -31,7 +31,7 @@
           <w:color w:val="000000"/>
           <w:sz w:val="21"/>
         </w:rPr>
-        <w:t>在多无人机协同导航过程中，僚机可以利用长机共享的高精度位置信息以及无人机之间的相对测距增强自身位置约束。然而，当部分测距受到多径、非视距传播或通信环境变化等因素影响时，持续偏差会随测距因子进入状态估计过程，并通过连续更新影响僚机导航结果。若对所有测距因子始终采用相同权重，异常测距将直接参与优化；若仅依据单历元残差进行硬判决，又容易在正常噪声波动下误删有效约束，降低协同网络的几何可观测性。</w:t>
+        <w:t>在多无人机协同导航中，僚机可利用长机共享的高精度位置信息和无人机间相对测距，补充自身的绝对与相对位置约束。然而，多径效应、非视距传播及通信环境变化可能使部分测距产生持续偏差。此类偏差一旦作为测距因子进入估计过程，便会在连续更新中累积并传递至僚机导航状态。若始终赋予各测距因子相同权重，异常测距将持续牵引优化结果；若仅依据单历元残差实施硬判决，则又可能将正常噪声波动误判为故障并删除有效约束，进而削弱协同网络的几何可观测性。</w:t>
       </w:r>
     </w:p>
     <w:p>
@@ -48,7 +48,7 @@
           <w:color w:val="000000"/>
           <w:sz w:val="21"/>
         </w:rPr>
-        <w:t>针对上述问题，本章提出一种基于双侧累计和（cumulative sum，CUSUM）检验的加权滑动窗口因子图协同导航方法。该方法首先利用测距融合前的SINS/Kalman预测状态构造带符号归一化创新，并对每条测距边分别维护正向和负向CUSUM统计量，以表征正、负持续偏差的累积证据；随后将CUSUM统计量连续映射为测距因子权重，使疑似异常边在报警确认前即可逐步降低对状态估计的影响；在报警确认后，进一步对每架僚机当前最可疑的报警长机边实施选择性隔离，同时保留其余长机测距和僚机间测距。最终，将位置先验、SINS位置增量和准入后的加权测距因子统一加入固定长度滑动窗口因子图优化（factor graph optimization，FGO），并将当前关键帧的图优化位置及其不确定度反馈至误差状态Kalman滤波器，实现对SINS导航状态的闭环修正。</w:t>
+        <w:t>为兼顾异常抑制与几何约束保留，本章提出一种基于双侧累计和（cumulative sum，CUSUM）检验的加权滑动窗口因子图协同导航方法。首先，利用测距融合前的捷联惯性导航系统（strapdown inertial navigation system，SINS）传播结果和误差状态Kalman时间更新结果构造带符号归一化创新，并为每条测距边分别维护正、负向CUSUM统计量，以累积表征两个方向的持续偏差。随后，将CUSUM统计量连续映射为测距因子权重，使疑似异常边在报警确认前逐步降低其对状态估计的影响；报警确认后，仅隔离每架僚机当前最可疑的报警长机边，并保留其余长机测距与僚机间测距。最后，将位置先验、SINS位置增量和通过准入判定的加权测距因子统一纳入固定长度滑动窗口因子图优化（factor graph optimization，FGO），再将当前关键帧的图优化位置及其不确定度反馈至误差状态Kalman滤波器，以闭环修正SINS导航状态。</w:t>
       </w:r>
     </w:p>
     <w:p>
@@ -65,16 +65,16 @@
           <w:color w:val="000000"/>
           <w:sz w:val="21"/>
         </w:rPr>
-        <w:t>本章按照“因子节点建模—测距一致性评估—动态加权与选择性隔离—完整算法流程”的顺序展开。图3-1给出了所提方法的总体信息流。</w:t>
+        <w:t>本章依次介绍滑动窗口因子图建模、测距一致性评估、动态软降权与选择性边隔离，以及完整算法流程。图3-1给出了所提方法的总体信息流。</w:t>
       </w:r>
     </w:p>
     <w:p>
       <w:pPr>
         <w:keepNext/>
         <w:widowControl/>
-        <w:spacing w:before="120" w:after="0" w:line="360" w:lineRule="auto"/>
+        <w:spacing w:before="120" w:after="60" w:line="360" w:lineRule="auto"/>
         <w:ind w:left="200" w:right="160" w:firstLine="0"/>
-        <w:jc w:val="left"/>
+        <w:jc w:val="center"/>
         <w:shd w:fill="F4F6F9"/>
         <w:pBdr>
           <w:left w:val="single" w:sz="12" w:space="8" w:color="9AA8B5"/>
@@ -82,12 +82,13 @@
       </w:pPr>
       <w:r>
         <w:rPr>
-          <w:rFonts w:ascii="Times New Roman" w:hAnsi="Times New Roman" w:eastAsia="SimSun" w:cs="Times New Roman"/>
+          <w:rFonts w:ascii="宋体" w:hAnsi="宋体" w:eastAsia="宋体" w:cs="Times New Roman"/>
           <w:b/>
-          <w:color w:val="000000"/>
-          <w:sz w:val="19"/>
+          <w:i/>
+          <w:color w:val="7F7F7F"/>
+          <w:sz w:val="21"/>
         </w:rPr>
-        <w:t>图3-1插图位：所提协同导航方法总体框架。</w:t>
+        <w:t>【图3-1插入位置】</w:t>
       </w:r>
     </w:p>
     <w:p>
@@ -96,7 +97,7 @@
         <w:widowControl/>
         <w:spacing w:before="0" w:after="120" w:line="360" w:lineRule="auto"/>
         <w:ind w:left="200" w:right="160" w:firstLine="0"/>
-        <w:jc w:val="left"/>
+        <w:jc w:val="center"/>
         <w:shd w:fill="F4F6F9"/>
         <w:pBdr>
           <w:left w:val="single" w:sz="12" w:space="8" w:color="9AA8B5"/>
@@ -104,12 +105,12 @@
       </w:pPr>
       <w:r>
         <w:rPr>
-          <w:rFonts w:ascii="Times New Roman" w:hAnsi="Times New Roman" w:eastAsia="SimSun" w:cs="Times New Roman"/>
+          <w:rFonts w:ascii="宋体" w:hAnsi="宋体" w:eastAsia="宋体" w:cs="Times New Roman"/>
           <w:b w:val="0"/>
           <w:color w:val="000000"/>
-          <w:sz w:val="19"/>
+          <w:sz w:val="21"/>
         </w:rPr>
-        <w:t>建议依次绘制“IMU/SINS递推—误差状态Kalman时间更新—测距预测与创新计算—逐边双侧CUSUM—动态软降权与选择性边隔离—滑动窗口因子图优化—Kalman/SINS反馈”。</w:t>
+        <w:t>图3-1 所提协同导航方法总体框架</w:t>
       </w:r>
     </w:p>
     <w:p>
@@ -126,7 +127,7 @@
           <w:color w:val="000000"/>
           <w:sz w:val="21"/>
         </w:rPr>
-        <w:t>表3-1列出了本章使用的主要符号。为避免具体编号影响数学表达，后文使用长机集合和僚机集合描述节点类型。</w:t>
+        <w:t>表3-1汇总了本章使用的主要符号。为避免具体节点编号影响数学表达，后文分别以长机集合和僚机集合表示两类节点。</w:t>
       </w:r>
     </w:p>
     <w:p>
@@ -1101,7 +1102,7 @@
                 <w:color w:val="000000"/>
                 <w:sz w:val="19"/>
               </w:rPr>
-              <w:t>测距因子的动态软权重</w:t>
+              <w:t>测距因子的动态权重（用于软降权）</w:t>
             </w:r>
           </w:p>
         </w:tc>
@@ -1369,7 +1370,7 @@
           <w:color w:val="000000"/>
           <w:sz w:val="21"/>
         </w:rPr>
-        <w:t xml:space="preserve">本文考虑由3架长机和3架僚机构成的协同导航系统。长机能够提供精度较高的位置观测，僚机配置低精度位置传感器和惯性测量单元，并在通信范围内接收其他节点的位置及相对测距信息。设僚机集合为 </w:t>
+        <w:t xml:space="preserve">本文考虑由3架长机和3架僚机构成的协同导航系统。长机提供精度较高的位置观测，作为协同网络的绝对位置参考；僚机配置低精度位置传感器和惯性测量单元（inertial measurement unit，IMU），并在通信范围内接收其他节点的位置及相对测距信息。设僚机集合为 </w:t>
       </w:r>
       <m:oMath xmlns:mml="http://www.w3.org/1998/Math/MathML">
         <m:r>
@@ -1438,7 +1439,7 @@
           <w:color w:val="000000"/>
           <w:sz w:val="21"/>
         </w:rPr>
-        <w:t>。所有位置均在局部东—北—天（east-north-up，ENU）坐标系下表示。</w:t>
+        <w:t>。所有位置均在局部东、北、天（east-north-up，ENU）坐标系中表示。</w:t>
       </w:r>
     </w:p>
     <w:p>
@@ -1455,7 +1456,7 @@
           <w:color w:val="000000"/>
           <w:sz w:val="21"/>
         </w:rPr>
-        <w:t xml:space="preserve">在默认滑动窗口分支中，每个关键帧仅优化各节点的三维位置。第 </w:t>
+        <w:t xml:space="preserve">在本文默认的滑动窗口分支中，每个关键帧仅优化各节点的三维位置。第 </w:t>
       </w:r>
       <m:oMath xmlns:mml="http://www.w3.org/1998/Math/MathML">
         <m:r>
@@ -1469,7 +1470,7 @@
           <w:color w:val="000000"/>
           <w:sz w:val="21"/>
         </w:rPr>
-        <w:t xml:space="preserve"> 个关键帧的状态写为</w:t>
+        <w:t xml:space="preserve"> 个关键帧的状态表示为</w:t>
       </w:r>
     </w:p>
     <w:p>
@@ -1677,7 +1678,7 @@
           <w:color w:val="000000"/>
           <w:sz w:val="21"/>
         </w:rPr>
-        <w:t>，当前窗口的关键帧索引集合为</w:t>
+        <w:t>，则当前窗口的关键帧索引集合为</w:t>
       </w:r>
     </w:p>
     <w:p>
@@ -1758,7 +1759,7 @@
           <w:color w:val="000000"/>
           <w:sz w:val="21"/>
         </w:rPr>
-        <w:t>则窗口内待估计状态为</w:t>
+        <w:t>因此，窗口内的待估计状态为</w:t>
       </w:r>
     </w:p>
     <w:p>
@@ -1872,7 +1873,7 @@
           <w:color w:val="000000"/>
           <w:sz w:val="21"/>
         </w:rPr>
-        <w:t xml:space="preserve">该窗口采用固定长度批量重优化方式。新关键帧到达后，将其状态和因子加入窗口；当窗口帧数超过 </w:t>
+        <w:t xml:space="preserve">本文采用固定长度批量重优化。新关键帧到达后，将对应状态与因子加入窗口；当窗口帧数超过 </w:t>
       </w:r>
       <m:oMath xmlns:mml="http://www.w3.org/1998/Math/MathML">
         <m:sSub>
@@ -1895,7 +1896,7 @@
           <w:color w:val="000000"/>
           <w:sz w:val="21"/>
         </w:rPr>
-        <w:t xml:space="preserve"> 时，直接移出最老关键帧，并对保留状态重新执行非线性优化。当前方法不对移出状态进行Schur补边缘化，也不构造额外的历史边缘化先验，因此本文将其称为固定长度滑动窗口因子图，而不将其表述为带边缘化先验的固定滞后平滑器。</w:t>
+        <w:t xml:space="preserve"> 时，直接移出最早关键帧，并对保留状态重新进行非线性优化。当前实现既不基于Schur 补对移出状态进行边缘化，也不构造历史边缘化先验。因此，本文将该模型称为固定长度滑动窗口因子图，而不表述为带边缘化先验的固定滞后平滑器。</w:t>
       </w:r>
     </w:p>
     <w:p>
@@ -1921,7 +1922,7 @@
           <w:color w:val="000000"/>
           <w:sz w:val="21"/>
         </w:rPr>
-        <w:t xml:space="preserve">在每个关键帧内，长机和僚机均具有位置观测。长机位置观测精度较高，用于为协同网络提供稳定的绝对位置参考；僚机位置观测精度较低，但能够为自身位置状态提供弱先验并维持因子图的可观性。对于任意节点 </w:t>
+        <w:t xml:space="preserve">每个关键帧中，长机与僚机均具有位置观测。长机位置观测精度较高，为协同网络提供绝对位置参考；僚机位置观测精度较低，但可作为自身位置状态的弱先验，以维持因子图的可观性。对于任意节点 </w:t>
       </w:r>
       <m:oMath xmlns:mml="http://www.w3.org/1998/Math/MathML">
         <m:r>
@@ -2327,7 +2328,7 @@
           <w:color w:val="000000"/>
           <w:sz w:val="21"/>
         </w:rPr>
-        <w:t xml:space="preserve"> 为位置观测协方差。长机和僚机采用不同的位置先验协方差，其具体数值依据两类平台的位置观测精度设置，并在第4章实验参数中统一给出。需要指出的是，长机位置并非在优化中完全固定，而是作为具有较小协方差的位置变量参与估计，这样可以在保持长机高置信度的同时统一因子图的节点与因子表达。</w:t>
+        <w:t xml:space="preserve"> 为位置观测协方差。长机与僚机采用不同的位置先验协方差，具体数值根据两类平台的位置观测精度设定，并在第4章的实验参数中统一给出。长机位置并非优化中的固定常量，而是作为具有较小协方差的位置变量参与估计。该处理在保持长机高置信度的同时，使两类节点能够采用统一的因子图表达。</w:t>
       </w:r>
     </w:p>
     <w:p>
@@ -2353,7 +2354,7 @@
           <w:color w:val="000000"/>
           <w:sz w:val="21"/>
         </w:rPr>
-        <w:t>仅依靠各关键帧的位置先验和帧内测距，无法利用僚机在相邻关键帧之间的运动连续性。为此，本文采用SINS位置增量构造僚机跨帧运动约束。该约束不是完整IMU预积分，而是利用SINS在两个相邻关键帧之间产生的位置变化，将连续时刻的僚机位置状态连接起来。</w:t>
+        <w:t>仅使用各关键帧的位置先验和帧内测距，无法表征僚机在相邻关键帧之间的运动连续性。为此，本文利用SINS位置增量构造僚机跨帧运动约束。需要强调的是，本章主方法未引入完整的IMU预积分因子，而是直接采用SINS在相邻关键帧之间给出的位置变化，将连续时刻的僚机位置状态连接起来。</w:t>
       </w:r>
     </w:p>
     <w:p>
@@ -2370,7 +2371,7 @@
           <w:color w:val="000000"/>
           <w:sz w:val="21"/>
         </w:rPr>
-        <w:t xml:space="preserve">由于上一关键帧完成图优化后，优化结果会通过误差状态Kalman滤波器反馈并修正SINS，因此位置增量的两个端点并非同一处理阶段的SINS状态。设 </w:t>
+        <w:t xml:space="preserve">由于前一关键帧的图优化结果会经误差状态Kalman滤波器反馈并修正SINS，位置增量的两个端点对应不同的处理阶段。设 </w:t>
       </w:r>
       <m:oMath xmlns:mml="http://www.w3.org/1998/Math/MathML">
         <m:sSubSup>
@@ -2430,7 +2431,7 @@
           <w:color w:val="000000"/>
           <w:sz w:val="21"/>
         </w:rPr>
-        <w:t xml:space="preserve"> 个关键帧完成因子图优化与Kalman反馈后的SINS位置，</w:t>
+        <w:t xml:space="preserve"> 个关键帧经图优化和Kalman反馈修正后的SINS位置，</w:t>
       </w:r>
       <m:oMath xmlns:mml="http://www.w3.org/1998/Math/MathML">
         <m:sSubSup>
@@ -2942,7 +2943,7 @@
           <w:color w:val="000000"/>
           <w:sz w:val="21"/>
         </w:rPr>
-        <w:t xml:space="preserve"> 为SINS位置增量的经验协方差。运动因子仅连接相邻关键帧中的同一架僚机，长机不添加跨帧运动因子。该处理利用了SINS短时传播的连续性，同时避免在位置型因子图中扩展速度、姿态和惯性器件偏置状态。由于图反馈、SINS位置增量和下一关键帧位置先验之间可能存在统计相关性，当前实现将 </w:t>
+        <w:t xml:space="preserve"> 为SINS位置增量的经验协方差。运动因子仅连接相邻关键帧中同一架僚机，长机不设置跨帧运动因子。该设计利用SINS短时传播的连续性，同时避免在位置型因子图中进一步引入速度、姿态及惯性器件偏置状态。由于图优化反馈、SINS位置增量与下一关键帧位置先验之间可能存在统计相关性，当前实现将 </w:t>
       </w:r>
       <m:oMath xmlns:mml="http://www.w3.org/1998/Math/MathML">
         <m:sSub>
@@ -2968,7 +2969,7 @@
           <w:color w:val="000000"/>
           <w:sz w:val="21"/>
         </w:rPr>
-        <w:t xml:space="preserve"> 作为独立经验协方差使用，属于面向工程实现的近似建模。</w:t>
+        <w:t xml:space="preserve"> 作为独立经验协方差处理，因此属于面向工程实现的近似建模。</w:t>
       </w:r>
     </w:p>
     <w:p>
@@ -2994,7 +2995,7 @@
           <w:color w:val="000000"/>
           <w:sz w:val="21"/>
         </w:rPr>
-        <w:t xml:space="preserve">在通信范围内，僚机可以与长机或其他僚机形成相对测距边。设第 </w:t>
+        <w:t xml:space="preserve">在通信范围内，僚机可与长机或其他僚机建立相对测距边。设第 </w:t>
       </w:r>
       <m:oMath xmlns:mml="http://www.w3.org/1998/Math/MathML">
         <m:r>
@@ -3264,7 +3265,7 @@
           <w:color w:val="000000"/>
           <w:sz w:val="21"/>
         </w:rPr>
-        <w:t xml:space="preserve">，发生故障时 </w:t>
+        <w:t>；发生故障时，</w:t>
       </w:r>
       <m:oMath xmlns:mml="http://www.w3.org/1998/Math/MathML">
         <m:sSub>
@@ -3287,7 +3288,7 @@
           <w:color w:val="000000"/>
           <w:sz w:val="21"/>
         </w:rPr>
-        <w:t xml:space="preserve"> 可在一段时间内保持非零。在线算法并不知道 </w:t>
+        <w:t xml:space="preserve"> 可在一段时间内保持非零。在线算法不使用 </w:t>
       </w:r>
       <m:oMath xmlns:mml="http://www.w3.org/1998/Math/MathML">
         <m:sSub>
@@ -3310,7 +3311,7 @@
           <w:color w:val="000000"/>
           <w:sz w:val="21"/>
         </w:rPr>
-        <w:t xml:space="preserve"> 的大小、起止时刻或对应故障标签，而是仅根据测距及预测状态判断其一致性。</w:t>
+        <w:t xml:space="preserve"> 的大小、故障起止时刻或故障标签，而仅依据测距观测与预测状态评估该边的一致性。</w:t>
       </w:r>
     </w:p>
     <w:p>
@@ -3327,7 +3328,7 @@
           <w:color w:val="000000"/>
           <w:sz w:val="21"/>
         </w:rPr>
-        <w:t>测距因子残差定义为预测距离与实际测量距离之差：</w:t>
+        <w:t>图优化中的测距因子残差定义为预测距离与实测距离之差：</w:t>
       </w:r>
     </w:p>
     <w:p>
@@ -3590,7 +3591,7 @@
           <w:color w:val="000000"/>
           <w:sz w:val="21"/>
         </w:rPr>
-        <w:t>则测距残差对两端位置的雅可比为</w:t>
+        <w:t>则测距残差分别对两端位置的雅可比为</w:t>
       </w:r>
     </w:p>
     <w:p>
@@ -3705,7 +3706,7 @@
           <w:color w:val="000000"/>
           <w:sz w:val="21"/>
         </w:rPr>
-        <w:t>在尚未引入CUSUM权重时，测距因子的等权代价为</w:t>
+        <w:t>在引入CUSUM权重之前，测距因子的等权代价为</w:t>
       </w:r>
     </w:p>
     <w:p>
@@ -3905,7 +3906,7 @@
           <w:color w:val="000000"/>
           <w:sz w:val="21"/>
         </w:rPr>
-        <w:t>综合位置先验、SINS位置增量和等权测距因子，基础滑动窗口目标函数可以写为</w:t>
+        <w:t>综合位置先验、SINS位置增量与等权测距因子，基础滑动窗口目标函数为</w:t>
       </w:r>
     </w:p>
     <w:p>
@@ -4392,16 +4393,16 @@
           <w:color w:val="000000"/>
           <w:sz w:val="21"/>
         </w:rPr>
-        <w:t xml:space="preserve"> 的前一关键帧仍位于当前窗口内。式（3-14）对窗口内全部位置状态进行统一优化，但尚未区分健康测距和疑似故障测距。为避免持续偏差以等权形式进入上述目标函数，下一节构造逐边双侧CUSUM测距一致性评估方法。</w:t>
+        <w:t xml:space="preserve"> 的前一关键帧仍位于当前窗口内。式（3-14）对窗口内的全部位置状态进行联合优化，但尚未区分健康测距与疑似故障测距。为抑制持续偏差以单位权重进入目标函数，下一节建立逐边双侧CUSUM测距一致性评估模型。</w:t>
       </w:r>
     </w:p>
     <w:p>
       <w:pPr>
         <w:keepNext/>
         <w:widowControl/>
-        <w:spacing w:before="120" w:after="0" w:line="360" w:lineRule="auto"/>
+        <w:spacing w:before="120" w:after="60" w:line="360" w:lineRule="auto"/>
         <w:ind w:left="200" w:right="160" w:firstLine="0"/>
-        <w:jc w:val="left"/>
+        <w:jc w:val="center"/>
         <w:shd w:fill="F4F6F9"/>
         <w:pBdr>
           <w:left w:val="single" w:sz="12" w:space="8" w:color="9AA8B5"/>
@@ -4409,12 +4410,13 @@
       </w:pPr>
       <w:r>
         <w:rPr>
-          <w:rFonts w:ascii="Times New Roman" w:hAnsi="Times New Roman" w:eastAsia="SimSun" w:cs="Times New Roman"/>
+          <w:rFonts w:ascii="宋体" w:hAnsi="宋体" w:eastAsia="宋体" w:cs="Times New Roman"/>
           <w:b/>
-          <w:color w:val="000000"/>
-          <w:sz w:val="19"/>
+          <w:i/>
+          <w:color w:val="7F7F7F"/>
+          <w:sz w:val="21"/>
         </w:rPr>
-        <w:t>图3-2插图位：固定长度滑动窗口因子图结构。</w:t>
+        <w:t>【图3-2插入位置】</w:t>
       </w:r>
     </w:p>
     <w:p>
@@ -4423,7 +4425,7 @@
         <w:widowControl/>
         <w:spacing w:before="0" w:after="120" w:line="360" w:lineRule="auto"/>
         <w:ind w:left="200" w:right="160" w:firstLine="0"/>
-        <w:jc w:val="left"/>
+        <w:jc w:val="center"/>
         <w:shd w:fill="F4F6F9"/>
         <w:pBdr>
           <w:left w:val="single" w:sz="12" w:space="8" w:color="9AA8B5"/>
@@ -4431,12 +4433,12 @@
       </w:pPr>
       <w:r>
         <w:rPr>
-          <w:rFonts w:ascii="Times New Roman" w:hAnsi="Times New Roman" w:eastAsia="SimSun" w:cs="Times New Roman"/>
+          <w:rFonts w:ascii="宋体" w:hAnsi="宋体" w:eastAsia="宋体" w:cs="Times New Roman"/>
           <w:b w:val="0"/>
           <w:color w:val="000000"/>
-          <w:sz w:val="19"/>
+          <w:sz w:val="21"/>
         </w:rPr>
-        <w:t>建议用圆形表示长机、僚机位置状态，用小方块表示位置先验因子，用帧内连线表示测距因子，用跨帧连线表示僚机SINS位置增量因子。最老关键帧直接移出窗口，不绘制边缘化先验。</w:t>
+        <w:t>图3-2 固定长度滑动窗口因子图结构</w:t>
       </w:r>
     </w:p>
     <w:p>
@@ -4467,7 +4469,7 @@
           <w:color w:val="000000"/>
           <w:sz w:val="21"/>
         </w:rPr>
-        <w:t>单历元测距创新同时受到位置预测误差、测距噪声和几何关系的影响，仅使用固定残差门限容易将正常波动误判为故障。与孤立粗差不同，持续测距偏差通常会使连续多个关键帧的创新在同一方向上积累。基于这一特征，本文对每条活动测距边分别建立带符号归一化创新，并利用双侧CUSUM同时监测持续正偏差和持续负偏差。</w:t>
+        <w:t>单历元测距创新同时受位置预测误差、测距噪声与节点几何关系影响，固定残差门限因而容易将正常波动误判为故障。与孤立粗差相比，持续测距偏差通常使连续多个关键帧的创新沿同一方向累积。基于这一时间特征，本文对每条活动测距边分别构造带符号归一化创新，并采用双侧CUSUM同步监测持续正偏差与持续负偏差。</w:t>
       </w:r>
     </w:p>
     <w:p>
@@ -4493,7 +4495,7 @@
           <w:color w:val="000000"/>
           <w:sz w:val="21"/>
         </w:rPr>
-        <w:t xml:space="preserve">为避免当前图优化结果反向参与同一关键帧的测距判断，CUSUM使用测距融合前的预测状态。设 </w:t>
+        <w:t xml:space="preserve">为保证同一关键帧内的检测先于测距融合，CUSUM仅使用图优化前的预测状态。设 </w:t>
       </w:r>
       <m:oMath xmlns:mml="http://www.w3.org/1998/Math/MathML">
         <m:sSubSup>
@@ -4590,7 +4592,7 @@
           <w:color w:val="000000"/>
           <w:sz w:val="21"/>
         </w:rPr>
-        <w:t xml:space="preserve"> 个关键帧测距融合前的位置及其协方差。对于僚机，该预测来自SINS传播和误差状态Kalman时间更新；对于长机，位置及其协方差由高精度位置观测给出。预测距离为</w:t>
+        <w:t xml:space="preserve"> 个关键帧测距融合前的预测位置及其协方差。对于僚机，预测量来自SINS传播与误差状态Kalman时间更新；对于长机，预测位置及其协方差由高精度位置观测给出。相应的预测距离为</w:t>
       </w:r>
     </w:p>
     <w:p>
@@ -4824,7 +4826,7 @@
           <w:color w:val="000000"/>
           <w:sz w:val="21"/>
         </w:rPr>
-        <w:t>式（3-16）采用“测量距离减预测距离”，因此其符号与式（3-10）的图优化残差相反。两者分别服务于序贯检测和非线性最小二乘，只要在各自推导中保持一致即可。</w:t>
+        <w:t>式（3-16）采用“实测距离减预测距离”的符号约定，与式（3-10）中“预测距离减实测距离”的图优化残差方向相反。前者用于序贯一致性检测，后者用于非线性最小二乘优化；二者在各自计算链路中分别保持一致。</w:t>
       </w:r>
     </w:p>
     <w:p>
@@ -5232,7 +5234,7 @@
           <w:color w:val="000000"/>
           <w:sz w:val="21"/>
         </w:rPr>
-        <w:t>式（3-18）使相同大小的距离残差能够依据当前预测不确定度得到不同的归一化结果，从而降低仅凭绝对残差判断所带来的尺度不一致问题。CUSUM函数只接收活动边、测距量、预测位置、预测协方差以及检测参数，不读取真值位置、故障边编号、故障起止时刻或注入偏差幅值，因此整个测距一致性评估过程保持在线运行。</w:t>
+        <w:t>式（3-18）以当前预测不确定度为尺度对距离创新进行归一化，使相同幅值的创新能够随节点不确定度得到不同的统计解释。CUSUM模块仅接收活动边、测距量、预测位置、预测协方差及检测参数，不读取真值位置、故障边编号、故障起止时刻或注入偏差幅值，因而满足在线、因果运行的要求。</w:t>
       </w:r>
     </w:p>
     <w:p>
@@ -5258,7 +5260,7 @@
           <w:color w:val="000000"/>
           <w:sz w:val="21"/>
         </w:rPr>
-        <w:t xml:space="preserve">由于不同测距边可能具有不同的稳定偏置和预测误差水平，本文为每条无向边独立维护健康创新基线。新出现的边首先进入标定阶段，使用满足创新门限和突变门限的候选样本估计基线均值 </w:t>
+        <w:t xml:space="preserve">不同测距边可能具有不同的稳定偏置和预测误差水平，因此本文为每条无向边独立维护健康创新基线。新出现的边首先进入标定阶段，并利用同时满足创新门限与突变门限的候选样本估计基线均值 </w:t>
       </w:r>
       <m:oMath xmlns:mml="http://www.w3.org/1998/Math/MathML">
         <m:sSub>
@@ -5309,7 +5311,7 @@
           <w:color w:val="000000"/>
           <w:sz w:val="21"/>
         </w:rPr>
-        <w:t>。标定期间该边保持单位权重，正、负CUSUM统计量置零，并标记为尚未完成验证。</w:t>
+        <w:t>。在标定完成前，该边保持单位权重，正、负向CUSUM统计量均置零，检测状态记为未验证。</w:t>
       </w:r>
     </w:p>
     <w:p>
@@ -5326,7 +5328,7 @@
           <w:color w:val="000000"/>
           <w:sz w:val="21"/>
         </w:rPr>
-        <w:t xml:space="preserve">为提高在线均值和方差计算的数值稳定性，基线标定采用递推形式。设第 </w:t>
+        <w:t xml:space="preserve">为提高在线均值与方差估计的数值稳定性，基线标定采用递推更新。设第 </w:t>
       </w:r>
       <m:oMath xmlns:mml="http://www.w3.org/1998/Math/MathML">
         <m:r>
@@ -5707,7 +5709,7 @@
           <w:color w:val="000000"/>
           <w:sz w:val="21"/>
         </w:rPr>
-        <w:t>完成标定后，算法综合考虑当前创新方差、边基线方差和方差下限，定义有效方差</w:t>
+        <w:t>标定完成后，综合当前创新方差、边基线方差与方差下限，定义有效方差</w:t>
       </w:r>
     </w:p>
     <w:p>
@@ -5978,7 +5980,7 @@
           <w:color w:val="000000"/>
           <w:sz w:val="21"/>
         </w:rPr>
-        <w:t xml:space="preserve"> 时，说明测量距离相对预测距离偏大；当 </w:t>
+        <w:t xml:space="preserve"> 时，表示实测距离相对预测距离偏大；当 </w:t>
       </w:r>
       <m:oMath xmlns:mml="http://www.w3.org/1998/Math/MathML">
         <m:sSub>
@@ -6004,7 +6006,7 @@
           <w:color w:val="000000"/>
           <w:sz w:val="21"/>
         </w:rPr>
-        <w:t xml:space="preserve"> 时，说明测量距离相对预测距离偏小。当前3长机3僚机配置对各边独立计算式（3-22），不采用邻边共识创新，从而避免在每架僚机仅具有有限长机边时由中位数参考引入额外误判。</w:t>
+        <w:t xml:space="preserve"> 时，表示实测距离相对预测距离偏小。在本文的3长机3僚机场景中，各边独立计算式（3-22），不引入邻边共识创新，以避免有限长机边条件下的中位数参考产生额外误判。</w:t>
       </w:r>
     </w:p>
     <w:p>
@@ -6021,7 +6023,7 @@
           <w:color w:val="000000"/>
           <w:sz w:val="21"/>
         </w:rPr>
-        <w:t>基线并非在全部时刻无条件更新。当CUSUM统计量较大、归一化创新越过健康门限、创新发生突变或报警已经激活时，算法冻结该边基线，防止持续故障逐步被吸收到健康均值中。仅当报警解除且创新和CUSUM重新进入健康区域并持续满足释放条件后，基线才恢复缓慢更新。</w:t>
+        <w:t>为避免持续故障污染健康统计量，基线并非无条件更新。当CUSUM统计量较大、归一化创新越过健康门限、创新出现突变或报警已激活时，算法冻结该边基线。仅当报警解除，且创新与CUSUM重新进入健康区域并连续满足释放条件后，基线才恢复缓慢更新。</w:t>
       </w:r>
     </w:p>
     <w:p>
@@ -6047,7 +6049,7 @@
           <w:color w:val="000000"/>
           <w:sz w:val="21"/>
         </w:rPr>
-        <w:t xml:space="preserve">为同时检测正、负两种持续偏差，分别定义正向统计量 </w:t>
+        <w:t xml:space="preserve">为同步检测正、负两个方向的持续偏差，分别定义正向统计量 </w:t>
       </w:r>
       <m:oMath xmlns:mml="http://www.w3.org/1998/Math/MathML">
         <m:sSubSup>
@@ -6439,7 +6441,7 @@
           <w:color w:val="000000"/>
           <w:sz w:val="21"/>
         </w:rPr>
-        <w:t xml:space="preserve"> 为遗忘因子。正常检测阶段使用 </w:t>
+        <w:t xml:space="preserve"> 为遗忘因子。正常检测阶段取 </w:t>
       </w:r>
       <m:oMath xmlns:mml="http://www.w3.org/1998/Math/MathML">
         <m:r>
@@ -6453,7 +6455,7 @@
           <w:color w:val="000000"/>
           <w:sz w:val="21"/>
         </w:rPr>
-        <w:t xml:space="preserve">，当该边已处于报警状态且当前创新满足健康释放条件时，采用更小的释放遗忘因子 </w:t>
+        <w:t xml:space="preserve">；当该边处于报警状态且当前创新满足健康释放条件时，改用较小的释放遗忘因子 </w:t>
       </w:r>
       <m:oMath xmlns:mml="http://www.w3.org/1998/Math/MathML">
         <m:sSub>
@@ -6593,7 +6595,7 @@
           <w:color w:val="000000"/>
           <w:sz w:val="21"/>
         </w:rPr>
-        <w:t xml:space="preserve">更小的 </w:t>
+        <w:t xml:space="preserve">较小的 </w:t>
       </w:r>
       <m:oMath xmlns:mml="http://www.w3.org/1998/Math/MathML">
         <m:sSub>
@@ -6616,7 +6618,7 @@
           <w:color w:val="000000"/>
           <w:sz w:val="21"/>
         </w:rPr>
-        <w:t xml:space="preserve"> 可以在故障消失后加快累计证据衰减，同时仍要求创新保持在健康范围内，避免单次回落立即解除报警。</w:t>
+        <w:t xml:space="preserve"> 可在故障消失后加快累计证据衰减，但报警释放仍要求创新持续处于健康范围，因而不会因单次回落而立即解除。</w:t>
       </w:r>
     </w:p>
     <w:p>
@@ -6633,7 +6635,7 @@
           <w:color w:val="000000"/>
           <w:sz w:val="21"/>
         </w:rPr>
-        <w:t xml:space="preserve">报警状态采用双门限和连续确认机制。当 </w:t>
+        <w:t xml:space="preserve">报警状态采用进入门限、退出门限与连续确认相结合的机制。当 </w:t>
       </w:r>
       <m:oMath xmlns:mml="http://www.w3.org/1998/Math/MathML">
         <m:sSub>
@@ -6705,7 +6707,7 @@
           <w:color w:val="000000"/>
           <w:sz w:val="21"/>
         </w:rPr>
-        <w:t xml:space="preserve"> 置为1；当报警已经激活、当前创新满足健康释放门限，且 </w:t>
+        <w:t xml:space="preserve"> 置为1；当报警已激活、当前创新满足健康释放门限，且 </w:t>
       </w:r>
       <m:oMath xmlns:mml="http://www.w3.org/1998/Math/MathML">
         <m:sSub>
@@ -6777,7 +6779,7 @@
           <w:color w:val="000000"/>
           <w:sz w:val="21"/>
         </w:rPr>
-        <w:t xml:space="preserve"> 恢复为0。进入门限高于退出门限，由此形成迟滞区间，降低报警状态在门限附近反复切换的概率。</w:t>
+        <w:t xml:space="preserve"> 恢复为0。由于进入门限高于退出门限，二者形成迟滞区间，可降低报警状态在门限附近反复切换的概率。</w:t>
       </w:r>
     </w:p>
     <w:p>
@@ -6794,7 +6796,7 @@
           <w:color w:val="000000"/>
           <w:sz w:val="21"/>
         </w:rPr>
-        <w:t>当某条边暂时未出现时，算法对其正、负CUSUM统计量进行衰减；当失联时间超过设定上限时，重置检测器和报警状态，但保留已经完成并被认为可信的健康基线。上述处理使检测状态能够适应通信拓扑的短时变化。需要说明的是，逐边基线标定依赖于边首次出现后的若干可信样本，因此对于“首次出现即持续故障且没有任何健康历史”的新边，仅依靠该边自身信息无法完成可靠辨识。</w:t>
+        <w:t>当某条边短时失联时，算法对其正、负向CUSUM统计量进行衰减；失联时间超过设定上限后，重置检测器与报警状态，但保留已完成且可信的健康基线。该处理使检测状态能够适应通信拓扑的短时变化。其适用边界在于，逐边基线标定依赖边首次出现后的若干可信样本；对于首次出现即持续故障且不存在健康历史的新边，仅依据该边自身信息难以实现可靠辨识。</w:t>
       </w:r>
     </w:p>
     <w:p>
@@ -6808,7 +6810,7 @@
           <w:color w:val="000000"/>
           <w:sz w:val="26"/>
         </w:rPr>
-        <w:t>3.3 基于动态权重与选择性隔离的滑动窗口因子图</w:t>
+        <w:t>3.3 基于动态软降权与选择性隔离的滑动窗口因子图</w:t>
       </w:r>
     </w:p>
     <w:p>
@@ -6825,7 +6827,7 @@
           <w:color w:val="000000"/>
           <w:sz w:val="21"/>
         </w:rPr>
-        <w:t>双侧CUSUM给出了持续异常的累积证据，但检测统计量本身并不直接改变状态估计。若仅在超过报警门限后完全删除测距边，则报警确认之前的异常量测仍会以全权进入因子图；同时，直接删除所有报警边可能使僚机失去过多长机约束。为此，本文采用动态软降权和选择性边隔离相结合的两级处理机制：首先根据CUSUM统计量连续降低疑似异常边的权重，在确认报警后再限制最可疑长机边进入新的窗口关键帧。</w:t>
+        <w:t>双侧CUSUM给出了持续异常的累积证据，但统计量本身不会直接改变状态估计。若仅在超过报警门限后删除测距边，报警确认前的异常量测仍会以单位权重进入因子图；若同时删除全部报警边，则又可能使僚机失去过多长机约束。为此，本文构建动态软降权与选择性边隔离相结合的两级机制：首先依据CUSUM统计量连续降低疑似异常边的权重；报警确认后，再限制当前最可疑的长机边进入新的窗口关键帧。</w:t>
       </w:r>
     </w:p>
     <w:p>
@@ -6842,7 +6844,7 @@
           <w:color w:val="000000"/>
           <w:sz w:val="21"/>
         </w:rPr>
-        <w:t xml:space="preserve">CUSUM驱动的动态软权重。 </w:t>
+        <w:t xml:space="preserve">CUSUM驱动的动态软降权。 </w:t>
       </w:r>
       <w:r>
         <w:rPr>
@@ -6973,7 +6975,7 @@
           <w:color w:val="000000"/>
           <w:sz w:val="21"/>
         </w:rPr>
-        <w:t xml:space="preserve"> 为权重死区。当CUSUM统计量不超过该死区时，小幅累计波动不会改变测距权重。</w:t>
+        <w:t xml:space="preserve"> 为权重死区。当CUSUM统计量未超过该死区时，小幅累计波动不改变测距权重。</w:t>
       </w:r>
     </w:p>
     <w:p>
@@ -6990,7 +6992,7 @@
           <w:color w:val="000000"/>
           <w:sz w:val="21"/>
         </w:rPr>
-        <w:t>为使统计量接近报警门限时权重下降更加明显，定义有效权重尺度</w:t>
+        <w:t>为使统计量接近报警门限时权重下降更为明显，定义有效权重尺度</w:t>
       </w:r>
     </w:p>
     <w:p>
@@ -7143,7 +7145,7 @@
           <w:color w:val="000000"/>
           <w:sz w:val="21"/>
         </w:rPr>
-        <w:t xml:space="preserve"> 为接近报警状态时的尺度收缩增益。由此得到动态测距权重</w:t>
+        <w:t xml:space="preserve"> 为统计量接近报警状态时的尺度收缩增益。由此得到动态测距权重</w:t>
       </w:r>
     </w:p>
     <w:p>
@@ -7437,7 +7439,7 @@
           <w:color w:val="000000"/>
           <w:sz w:val="21"/>
         </w:rPr>
-        <w:t xml:space="preserve"> 收缩，权重随之连续下降；故障消失后，正、负CUSUM统计量逐步衰减，权重也随统计量回落而连续恢复。整个过程不需要读取离线故障结束时刻。</w:t>
+        <w:t xml:space="preserve"> 收缩，权重连续下降；故障消失后，正、负向CUSUM统计量逐步衰减，权重随之恢复。该过程仅由在线统计量驱动，不使用离线故障结束时刻。</w:t>
       </w:r>
     </w:p>
     <w:p>
@@ -7454,7 +7456,7 @@
           <w:color w:val="000000"/>
           <w:sz w:val="21"/>
         </w:rPr>
-        <w:t>动态权重以信息权重形式进入测距因子。加权测距残差为</w:t>
+        <w:t>动态权重以信息权重的形式作用于测距因子。加权测距残差为</w:t>
       </w:r>
     </w:p>
     <w:p>
@@ -7768,7 +7770,7 @@
           <w:color w:val="000000"/>
           <w:sz w:val="21"/>
         </w:rPr>
-        <w:t xml:space="preserve"> 等效于调整测距因子的信息量，其对应的等效测距方差为 </w:t>
+        <w:t xml:space="preserve"> 用于调节测距因子的信息量，其对应的等效测距方差为 </w:t>
       </w:r>
       <m:oMath xmlns:mml="http://www.w3.org/1998/Math/MathML">
         <m:f>
@@ -7817,7 +7819,7 @@
           <w:color w:val="000000"/>
           <w:sz w:val="21"/>
         </w:rPr>
-        <w:t xml:space="preserve">。在线计算得到的权重只在测距到达时确定一次，并与该测距因子一起存入滑动窗口；后续窗口重优化不会利用未来状态回算历史权重。在线性化过程中，测距残差和雅可比均只乘一次 </w:t>
+        <w:t xml:space="preserve">。在线权重仅在测距到达时计算一次，并随该测距因子一同存入滑动窗口；后续窗口重优化不利用未来状态回算历史权重。在线性化过程中，测距残差与雅可比均只乘一次 </w:t>
       </w:r>
       <m:oMath xmlns:mml="http://www.w3.org/1998/Math/MathML">
         <m:f>
@@ -7895,7 +7897,7 @@
           <w:color w:val="000000"/>
           <w:sz w:val="21"/>
         </w:rPr>
-        <w:t>软降权能够减弱疑似异常测距的影响，但权重存在下限，已经确认的故障边仍可能对估计结果产生残余作用。另一方面，若将全部报警边同时剔除，又可能显著削弱僚机的绝对位置几何约束。考虑到本文主要研究单个主导长机测距故障，采用按僚机选择最可疑报警长机边的准入策略。</w:t>
+        <w:t>软降权可减弱疑似异常测距的影响，但由于权重设有下限，已确认故障的边仍可能产生残余作用。另一方面，若同时剔除全部报警边，又可能显著削弱僚机的绝对位置几何约束。针对本文研究的单个主导长机测距故障，采用按僚机选择最可疑报警长机边的准入策略。</w:t>
       </w:r>
     </w:p>
     <w:p>
@@ -7912,7 +7914,7 @@
           <w:color w:val="000000"/>
           <w:sz w:val="21"/>
         </w:rPr>
-        <w:t xml:space="preserve">对僚机 </w:t>
+        <w:t xml:space="preserve">对于僚机 </w:t>
       </w:r>
       <m:oMath xmlns:mml="http://www.w3.org/1998/Math/MathML">
         <m:r>
@@ -7946,7 +7948,7 @@
           <w:color w:val="000000"/>
           <w:sz w:val="21"/>
         </w:rPr>
-        <w:t xml:space="preserve"> 个关键帧已经确认报警的长机边集合为</w:t>
+        <w:t xml:space="preserve"> 个关键帧已确认报警的长机边集合为</w:t>
       </w:r>
     </w:p>
     <w:p>
@@ -8089,7 +8091,7 @@
           <w:color w:val="000000"/>
           <w:sz w:val="21"/>
         </w:rPr>
-        <w:t>，选择其中CUSUM统计量最大的边</w:t>
+        <w:t>，则选择其中CUSUM统计量最大的边</w:t>
       </w:r>
     </w:p>
     <w:p>
@@ -8199,7 +8201,7 @@
           <w:color w:val="000000"/>
           <w:sz w:val="21"/>
         </w:rPr>
-        <w:t>定义测距边准入变量</w:t>
+        <w:t>进一步定义测距边准入变量</w:t>
       </w:r>
     </w:p>
     <w:p>
@@ -8312,7 +8314,7 @@
           <w:color w:val="000000"/>
           <w:sz w:val="21"/>
         </w:rPr>
-        <w:t>当报警集合为空时，该僚机相关边的准入变量均为1。式（3-34）保证每架僚机在每个关键帧最多隔离一条已确认报警的长机边；僚机—僚机边不参与该选择，即使其检测状态异常，也仍由动态软权进行处理。这样既可以阻止最可疑长机边继续进入新的窗口关键帧，又能保留其他长机测距和僚机间测距，以维持必要的协同几何约束。</w:t>
+        <w:t>当报警集合为空时，该僚机相关边的准入变量均为1。式（3-34）保证每架僚机在每个关键帧至多隔离一条已确认报警的长机边。僚机间测距边不参与选择性隔离；即使其检测状态异常，也仅通过动态软降权进行处理。该策略阻止最可疑长机边继续进入新的窗口关键帧，同时保留其余长机测距与僚机间测距，以维持必要的协同几何约束。</w:t>
       </w:r>
     </w:p>
     <w:p>
@@ -8329,7 +8331,7 @@
           <w:color w:val="000000"/>
           <w:sz w:val="21"/>
         </w:rPr>
-        <w:t>被隔离的边仍然参与在线创新、CUSUM和权重计算，使检测器可以持续观察其状态。当报警解除后，该边从下一关键帧开始重新具备准入资格。选择性隔离只作用于新到达的测距因子，已经进入滑动窗口的历史因子不追溯删除，而是携带其到达时确定的权重继续参与优化，直至对应关键帧随窗口自然移出。</w:t>
+        <w:t>被隔离边仍参与在线创新、CUSUM及权重计算，以持续更新其异常证据。报警解除后，该边自下一关键帧起恢复准入资格。选择性隔离仅作用于新到达的测距因子；已经进入滑动窗口的历史因子不追溯删除，而是携带到达时确定的权重继续参与优化，直至对应关键帧随窗口自然移出。</w:t>
       </w:r>
     </w:p>
     <w:p>
@@ -8346,7 +8348,7 @@
           <w:color w:val="000000"/>
           <w:sz w:val="21"/>
         </w:rPr>
-        <w:t xml:space="preserve">最终加权目标函数与图优化反馈。 </w:t>
+        <w:t xml:space="preserve">加权目标函数与图优化反馈。 </w:t>
       </w:r>
       <w:r>
         <w:rPr>
@@ -8355,7 +8357,7 @@
           <w:color w:val="000000"/>
           <w:sz w:val="21"/>
         </w:rPr>
-        <w:t xml:space="preserve">根据准入变量定义第 </w:t>
+        <w:t xml:space="preserve">根据准入变量，定义第 </w:t>
       </w:r>
       <m:oMath xmlns:mml="http://www.w3.org/1998/Math/MathML">
         <m:r>
@@ -8476,7 +8478,7 @@
           <w:color w:val="000000"/>
           <w:sz w:val="21"/>
         </w:rPr>
-        <w:t xml:space="preserve">引入动态权重和选择性隔离后，记第 </w:t>
+        <w:t xml:space="preserve">引入动态软降权和选择性隔离后，记第 </w:t>
       </w:r>
       <m:oMath xmlns:mml="http://www.w3.org/1998/Math/MathML">
         <m:r>
@@ -8490,7 +8492,7 @@
           <w:color w:val="000000"/>
           <w:sz w:val="21"/>
         </w:rPr>
-        <w:t xml:space="preserve"> 个关键帧的位置先验代价、僚机跨帧运动代价和准入测距代价分别为 </w:t>
+        <w:t xml:space="preserve"> 个关键帧的位置先验代价、僚机跨帧运动代价与准入测距代价分别为 </w:t>
       </w:r>
       <m:oMath xmlns:mml="http://www.w3.org/1998/Math/MathML">
         <m:sSubSup>
@@ -8574,7 +8576,7 @@
           <w:color w:val="000000"/>
           <w:sz w:val="21"/>
         </w:rPr>
-        <w:t>。三项代价分别由式（3-5）、式（3-8）以及式（3-31）给出的白化残差在对应节点或边集合上求和得到。本文完整滑动窗口目标函数可紧凑写为</w:t>
+        <w:t>。三类代价分别由式（3-5）、式（3-8）和式（3-31）的白化残差在相应节点或边集合上求和得到。完整滑动窗口目标函数可紧凑表示为</w:t>
       </w:r>
     </w:p>
     <w:p>
@@ -8769,7 +8771,7 @@
           <w:color w:val="000000"/>
           <w:sz w:val="21"/>
         </w:rPr>
-        <w:t>式（3-36）同时包含绝对位置约束、僚机跨帧运动约束和故障感知测距约束。其中，动态权重负责连续调节准入测距边的信息量，选择性隔离负责阻止已确认的最可疑长机边进入新关键帧，两者共同构成本文的测距故障处理机制。</w:t>
+        <w:t>式（3-36）联合了绝对位置约束、僚机跨帧运动约束，以及经动态软降权和选择性隔离处理的测距约束。其中，动态软降权连续调节准入测距边的信息量，选择性隔离则阻止已确认的最可疑长机边进入新关键帧，二者共同构成本文的测距故障处理机制。</w:t>
       </w:r>
     </w:p>
     <w:p>
@@ -8786,7 +8788,7 @@
           <w:color w:val="000000"/>
           <w:sz w:val="21"/>
         </w:rPr>
-        <w:t>式（3-36）采用高斯—牛顿法进行迭代求解。在每次迭代中，根据当前位置状态重新计算测距残差及雅可比，构造白化线性系统</w:t>
+        <w:t>采用高斯-牛顿法迭代求解式（3-36）。每次迭代均依据当前位置状态重新计算测距残差与雅可比，并构造白化线性系统</w:t>
       </w:r>
     </w:p>
     <w:p>
@@ -8882,7 +8884,7 @@
           <w:color w:val="000000"/>
           <w:sz w:val="21"/>
         </w:rPr>
-        <w:t>并使用QR分解求解状态增量。迭代收敛后，以线性化信息矩阵的广义逆近似窗口状态协方差：</w:t>
+        <w:t>随后通过QR分解求解状态增量。迭代收敛后，以线性化信息矩阵的广义逆近似窗口状态协方差：</w:t>
       </w:r>
     </w:p>
     <w:p>
@@ -9037,16 +9039,16 @@
           <w:color w:val="000000"/>
           <w:sz w:val="21"/>
         </w:rPr>
-        <w:t xml:space="preserve"> 中提取当前关键帧各僚机的位置协方差块，并将图优化位置及其标准差以位置量测形式反馈至误差状态Kalman滤波器。滤波器进一步估计位置、速度、姿态和惯性器件误差，并将估计误差反馈修正SINS名义状态，由此形成“状态传播—测距评估—图优化—Kalman/SINS修正”的闭环。当前实现未显式传播图位置先验、历史反馈和图输出之间的交叉相关项，因此该反馈属于工程近似，而不是完整联合概率状态估计。</w:t>
+        <w:t xml:space="preserve"> 中提取当前关键帧各僚机的位置协方差块，并将图优化位置及其标准差作为位置量测反馈至误差状态Kalman滤波器。滤波器进一步估计位置、速度、姿态与惯性器件误差，并将估计误差反馈修正SINS名义状态，由此形成“状态传播、测距评估、图优化、滤波反馈与SINS修正”的闭环。当前实现未显式传播图位置先验、历史反馈与图输出之间的交叉相关项，因此该反馈仍属于工程近似，而非完整的联合概率状态估计。</w:t>
       </w:r>
     </w:p>
     <w:p>
       <w:pPr>
         <w:keepNext/>
         <w:widowControl/>
-        <w:spacing w:before="120" w:after="0" w:line="360" w:lineRule="auto"/>
+        <w:spacing w:before="120" w:after="60" w:line="360" w:lineRule="auto"/>
         <w:ind w:left="200" w:right="160" w:firstLine="0"/>
-        <w:jc w:val="left"/>
+        <w:jc w:val="center"/>
         <w:shd w:fill="F4F6F9"/>
         <w:pBdr>
           <w:left w:val="single" w:sz="12" w:space="8" w:color="9AA8B5"/>
@@ -9054,12 +9056,13 @@
       </w:pPr>
       <w:r>
         <w:rPr>
-          <w:rFonts w:ascii="Times New Roman" w:hAnsi="Times New Roman" w:eastAsia="SimSun" w:cs="Times New Roman"/>
+          <w:rFonts w:ascii="宋体" w:hAnsi="宋体" w:eastAsia="宋体" w:cs="Times New Roman"/>
           <w:b/>
-          <w:color w:val="000000"/>
-          <w:sz w:val="19"/>
+          <w:i/>
+          <w:color w:val="7F7F7F"/>
+          <w:sz w:val="21"/>
         </w:rPr>
-        <w:t>图3-3插图位：双侧CUSUM软降权与选择性隔离时序。</w:t>
+        <w:t>【图3-3插入位置】</w:t>
       </w:r>
     </w:p>
     <w:p>
@@ -9068,7 +9071,7 @@
         <w:widowControl/>
         <w:spacing w:before="0" w:after="120" w:line="360" w:lineRule="auto"/>
         <w:ind w:left="200" w:right="160" w:firstLine="0"/>
-        <w:jc w:val="left"/>
+        <w:jc w:val="center"/>
         <w:shd w:fill="F4F6F9"/>
         <w:pBdr>
           <w:left w:val="single" w:sz="12" w:space="8" w:color="9AA8B5"/>
@@ -9076,68 +9079,10 @@
       </w:pPr>
       <w:r>
         <w:rPr>
-          <w:rFonts w:ascii="Times New Roman" w:hAnsi="Times New Roman" w:eastAsia="SimSun" w:cs="Times New Roman"/>
-          <w:b w:val="0"/>
-          <w:color w:val="000000"/>
-          <w:sz w:val="19"/>
+          <w:rFonts w:ascii="宋体" w:hAnsi="宋体" w:eastAsia="宋体"/>
+          <w:sz w:val="21"/>
         </w:rPr>
-        <w:t>建议在同一时间轴中绘制带符号归一化创新、</w:t>
-      </w:r>
-      <m:oMath xmlns:mml="http://www.w3.org/1998/Math/MathML">
-        <m:sSubSup>
-          <m:e>
-            <m:r>
-              <m:t>C</m:t>
-            </m:r>
-          </m:e>
-          <m:sub>
-            <m:r>
-              <m:t>ij,k</m:t>
-            </m:r>
-          </m:sub>
-          <m:sup>
-            <m:r>
-              <m:t>+</m:t>
-            </m:r>
-          </m:sup>
-        </m:sSubSup>
-      </m:oMath>
-      <w:r>
-        <w:rPr>
-          <w:rFonts w:ascii="Times New Roman" w:hAnsi="Times New Roman" w:eastAsia="SimSun" w:cs="Times New Roman"/>
-          <w:b w:val="0"/>
-          <w:color w:val="000000"/>
-          <w:sz w:val="19"/>
-        </w:rPr>
-        <w:t>、</w:t>
-      </w:r>
-      <m:oMath xmlns:mml="http://www.w3.org/1998/Math/MathML">
-        <m:sSubSup>
-          <m:e>
-            <m:r>
-              <m:t>C</m:t>
-            </m:r>
-          </m:e>
-          <m:sub>
-            <m:r>
-              <m:t>ij,k</m:t>
-            </m:r>
-          </m:sub>
-          <m:sup>
-            <m:r>
-              <m:t>−</m:t>
-            </m:r>
-          </m:sup>
-        </m:sSubSup>
-      </m:oMath>
-      <w:r>
-        <w:rPr>
-          <w:rFonts w:ascii="Times New Roman" w:hAnsi="Times New Roman" w:eastAsia="SimSun" w:cs="Times New Roman"/>
-          <w:b w:val="0"/>
-          <w:color w:val="000000"/>
-          <w:sz w:val="19"/>
-        </w:rPr>
-        <w:t>、动态权重、报警状态和测距边准入状态。图中应表现正常阶段、异常累积阶段、报警隔离阶段以及故障解除后的权重恢复和重新准入过程。</w:t>
+        <w:t>图3-3 双侧CUSUM软降权与选择性隔离时序</w:t>
       </w:r>
     </w:p>
     <w:p>
@@ -9168,7 +9113,7 @@
           <w:color w:val="000000"/>
           <w:sz w:val="21"/>
         </w:rPr>
-        <w:t>所提方法包含高频SINS传播和低频关键帧优化两个时间尺度。高频阶段使用IMU数据递推僚机姿态、速度和位置；关键帧阶段执行误差状态Kalman时间更新，形成测距融合前的位置与协方差快照，并完成逐边CUSUM更新、动态赋权、选择性隔离和滑动窗口优化。算法1给出了完整处理流程。</w:t>
+        <w:t>所提方法包含高频SINS传播与低频关键帧优化两个时间尺度。高频阶段利用IMU数据递推僚机姿态、速度和位置；关键帧阶段执行误差状态Kalman时间更新，保存测距融合前的位置与协方差快照，并依次完成逐边CUSUM更新、动态软降权、选择性隔离和滑动窗口优化。算法1给出了完整处理流程。</w:t>
       </w:r>
     </w:p>
     <w:p>
@@ -9300,7 +9245,7 @@
           <w:color w:val="000000"/>
           <w:sz w:val="17"/>
         </w:rPr>
-        <w:t xml:space="preserve">    测距噪声、CUSUM、软权重和报警参数。</w:t>
+        <w:t xml:space="preserve">    测距噪声参数、CUSUM参数、软降权参数和报警参数。</w:t>
       </w:r>
     </w:p>
     <w:p>
@@ -9414,7 +9359,7 @@
           <w:color w:val="000000"/>
           <w:sz w:val="17"/>
         </w:rPr>
-        <w:t>1:  初始化各僚机SINS、误差状态Kalman滤波器和滑动窗口</w:t>
+        <w:t>1:  初始化各僚机的SINS、误差状态Kalman滤波器及滑动窗口</w:t>
       </w:r>
     </w:p>
     <w:p>
@@ -9433,7 +9378,7 @@
           <w:color w:val="000000"/>
           <w:sz w:val="17"/>
         </w:rPr>
-        <w:t>2:  初始化各测距边的健康基线、正负CUSUM及报警状态</w:t>
+        <w:t>2:  初始化各测距边的健康基线、正负向CUSUM统计量及报警状态</w:t>
       </w:r>
     </w:p>
     <w:p>
@@ -9528,7 +9473,7 @@
           <w:color w:val="000000"/>
           <w:sz w:val="17"/>
         </w:rPr>
-        <w:t>7:          保存测距融合前的节点位置和位置协方差</w:t>
+        <w:t>7:          记录测距融合前的节点位置与位置协方差</w:t>
       </w:r>
     </w:p>
     <w:p>
@@ -9642,7 +9587,7 @@
           <w:color w:val="000000"/>
           <w:sz w:val="17"/>
         </w:rPr>
-        <w:t>13:                 令该边权重为1，并保持CUSUM和报警状态为零</w:t>
+        <w:t>13:                 将该边权重置为1，并将CUSUM统计量和报警状态保持为零</w:t>
       </w:r>
     </w:p>
     <w:p>
@@ -9718,7 +9663,7 @@
           <w:color w:val="000000"/>
           <w:sz w:val="17"/>
         </w:rPr>
-        <w:t>17:                 更新报警确认、报警释放及基线冻结/恢复状态</w:t>
+        <w:t>17:                 根据连续确认与释放条件更新报警状态，并冻结或恢复基线</w:t>
       </w:r>
     </w:p>
     <w:p>
@@ -9794,7 +9739,7 @@
           <w:color w:val="000000"/>
           <w:sz w:val="17"/>
         </w:rPr>
-        <w:t>21:         对每架僚机，从已报警长机边中选择CUSUM最大的一条</w:t>
+        <w:t>21:         对每架僚机，在已报警长机边中选择CUSUM统计量最大的一条</w:t>
       </w:r>
     </w:p>
     <w:p>
@@ -9832,7 +9777,7 @@
           <w:color w:val="000000"/>
           <w:sz w:val="17"/>
         </w:rPr>
-        <w:t>23:         固化当前帧准入边、测距量、动态权重和SINS位置增量</w:t>
+        <w:t>23:         固化当前关键帧的准入边、测距量、动态权重及SINS位置增量</w:t>
       </w:r>
     </w:p>
     <w:p>
@@ -9927,7 +9872,7 @@
           <w:color w:val="000000"/>
           <w:sz w:val="17"/>
         </w:rPr>
-        <w:t>28:         构造位置先验、SINS位置增量和加权测距因子</w:t>
+        <w:t>28:         构造位置先验因子、SINS位置增量因子和加权测距因子</w:t>
       </w:r>
     </w:p>
     <w:p>
@@ -9984,7 +9929,7 @@
           <w:color w:val="000000"/>
           <w:sz w:val="17"/>
         </w:rPr>
-        <w:t>31:         将图优化位置和不确定度反馈误差状态Kalman滤波器</w:t>
+        <w:t>31:         将图优化位置及其不确定度反馈至误差状态Kalman滤波器</w:t>
       </w:r>
     </w:p>
     <w:p>
@@ -10058,7 +10003,7 @@
           <w:color w:val="000000"/>
           <w:sz w:val="21"/>
         </w:rPr>
-        <w:t xml:space="preserve">在每个关键帧，逐边CUSUM更新、权重计算和选择性隔离的计算量与当前活动测距边数量近似成线性关系，即为 </w:t>
+        <w:t xml:space="preserve">在每个关键帧中，逐边CUSUM更新、权重计算及选择性隔离的计算量与当前活动测距边数近似呈线性关系，即为 </w:t>
       </w:r>
       <m:oMath xmlns:mml="http://www.w3.org/1998/Math/MathML">
         <m:r>
@@ -10090,7 +10035,7 @@
           <w:color w:val="000000"/>
           <w:sz w:val="21"/>
         </w:rPr>
-        <w:t xml:space="preserve">。对于3长机3僚机位置型因子图，每个关键帧包含6个三维位置节点，窗口状态维数为 </w:t>
+        <w:t xml:space="preserve">。对于由3架长机和3架僚机构成的位置型因子图，每个关键帧包含6个三维位置节点，窗口状态维数为 </w:t>
       </w:r>
       <m:oMath xmlns:mml="http://www.w3.org/1998/Math/MathML">
         <m:sSub>
@@ -10128,7 +10073,7 @@
           <w:color w:val="000000"/>
           <w:sz w:val="21"/>
         </w:rPr>
-        <w:t xml:space="preserve">。当前实现每次重新构造窗口线性系统并采用稠密QR分解求解；若残差维数为 </w:t>
+        <w:t xml:space="preserve">。当前实现每次均重新构造窗口线性系统，并采用稠密QR分解求解。若残差维数为 </w:t>
       </w:r>
       <m:oMath xmlns:mml="http://www.w3.org/1998/Math/MathML">
         <m:r>
@@ -10142,7 +10087,7 @@
           <w:color w:val="000000"/>
           <w:sz w:val="21"/>
         </w:rPr>
-        <w:t xml:space="preserve">，单次高斯—牛顿线性求解的主要复杂度可近似表示为 </w:t>
+        <w:t xml:space="preserve">，则单次高斯-牛顿线性求解的主要复杂度可近似表示为 </w:t>
       </w:r>
       <m:oMath xmlns:mml="http://www.w3.org/1998/Math/MathML">
         <m:r>
@@ -10176,7 +10121,7 @@
           <w:color w:val="000000"/>
           <w:sz w:val="21"/>
         </w:rPr>
-        <w:t>。因此，该方法并非增量式常数复杂度优化，其运行时间会随窗口长度、活动测距边数量和高斯—牛顿迭代次数增加。</w:t>
+        <w:t>。因此，该方法不属于增量式常数复杂度优化，其运行时间将随窗口长度、活动测距边数和高斯-牛顿迭代次数增加。</w:t>
       </w:r>
     </w:p>
     <w:p>
@@ -10193,7 +10138,7 @@
           <w:color w:val="000000"/>
           <w:sz w:val="21"/>
         </w:rPr>
-        <w:t>综上，本章方法通过逐边双侧CUSUM利用测距偏差的时间持续性，通过动态软降权在报警确认前连续削弱异常边影响，并通过选择性边隔离在确认报警后限制最可疑长机边继续进入新窗口。在固定长度滑动窗口内，健康位置先验、SINS位置增量和准入测距共同约束僚机位置，图优化结果再反馈至Kalman/SINS完成闭环修正。本文后续实验以该SINS位置增量分支作为主方法；已有的IMU预积分实现仅作为可选研究扩展，不纳入本章主算法及主要性能结论。</w:t>
+        <w:t>综上，本章方法利用逐边双侧CUSUM提取测距偏差的时间持续性，以动态软降权在报警确认前逐步削弱疑似异常边的影响，并以选择性边隔离在报警确认后限制最可疑长机边进入新窗口。固定长度滑动窗口内，位置先验、SINS位置增量及准入测距共同约束僚机位置，图优化结果再通过误差状态Kalman滤波器反馈，以修正SINS名义状态。后续实验以SINS位置增量分支作为主方法；现有IMU预积分实现仅作为可选研究扩展，不纳入本章主算法及其主要性能结论。</w:t>
       </w:r>
     </w:p>
     <w:sectPr>

--- a/第三章_基于双侧CUSUM的加权滑动窗口因子图协同导航方法_初稿.docx
+++ b/第三章_基于双侧CUSUM的加权滑动窗口因子图协同导航方法_初稿.docx
@@ -1456,7 +1456,7 @@
           <w:color w:val="000000"/>
           <w:sz w:val="21"/>
         </w:rPr>
-        <w:t xml:space="preserve">在本文默认的滑动窗口分支中，每个关键帧仅优化各节点的三维位置。第 </w:t>
+        <w:t xml:space="preserve">在本文默认的滑动窗口分支中，第 </w:t>
       </w:r>
       <m:oMath xmlns:mml="http://www.w3.org/1998/Math/MathML">
         <m:r>
@@ -1470,175 +1470,7 @@
           <w:color w:val="000000"/>
           <w:sz w:val="21"/>
         </w:rPr>
-        <w:t xml:space="preserve"> 个关键帧的状态表示为</w:t>
-      </w:r>
-    </w:p>
-    <w:p>
-      <w:pPr>
-        <w:keepLines/>
-        <w:tabs>
-          <w:tab w:pos="4507" w:val="center"/>
-          <w:tab w:pos="9014" w:val="right"/>
-        </w:tabs>
-        <w:spacing w:before="80" w:after="80" w:line="240" w:lineRule="auto"/>
-        <w:ind w:firstLine="0" w:left="0" w:right="0"/>
-      </w:pPr>
-      <w:r>
-        <w:tab/>
-      </w:r>
-      <m:oMath xmlns:mml="http://www.w3.org/1998/Math/MathML">
-        <m:sSub>
-          <m:e>
-            <m:r>
-              <m:rPr>
-                <m:sty m:val="b"/>
-              </m:rPr>
-              <m:t>X</m:t>
-            </m:r>
-          </m:e>
-          <m:sub>
-            <m:r>
-              <m:t>k</m:t>
-            </m:r>
-          </m:sub>
-        </m:sSub>
-        <m:r>
-          <m:t>=</m:t>
-        </m:r>
-        <m:sSup>
-          <m:e>
-            <m:r>
-              <m:t>[</m:t>
-            </m:r>
-          </m:e>
-          <m:sup>
-            <m:eqArr>
-              <m:e>
-                <m:sSubSup>
-                  <m:e>
-                    <m:r>
-                      <m:rPr>
-                        <m:sty m:val="b"/>
-                      </m:rPr>
-                      <m:t>p</m:t>
-                    </m:r>
-                  </m:e>
-                  <m:sub>
-                    <m:r>
-                      <m:t>1,k</m:t>
-                    </m:r>
-                  </m:sub>
-                  <m:sup>
-                    <m:r>
-                      <m:t>T</m:t>
-                    </m:r>
-                  </m:sup>
-                </m:sSubSup>
-                <m:sSubSup>
-                  <m:e>
-                    <m:r>
-                      <m:rPr>
-                        <m:sty m:val="b"/>
-                      </m:rPr>
-                      <m:t>p</m:t>
-                    </m:r>
-                  </m:e>
-                  <m:sub>
-                    <m:r>
-                      <m:t>2,k</m:t>
-                    </m:r>
-                  </m:sub>
-                  <m:sup>
-                    <m:r>
-                      <m:t>T</m:t>
-                    </m:r>
-                  </m:sup>
-                </m:sSubSup>
-                <m:r>
-                  <m:t>⋯</m:t>
-                </m:r>
-                <m:sSubSup>
-                  <m:e>
-                    <m:r>
-                      <m:rPr>
-                        <m:sty m:val="b"/>
-                      </m:rPr>
-                      <m:t>p</m:t>
-                    </m:r>
-                  </m:e>
-                  <m:sub>
-                    <m:r>
-                      <m:t>|</m:t>
-                    </m:r>
-                    <m:r>
-                      <m:rPr>
-                        <m:scr m:val="script"/>
-                      </m:rPr>
-                      <m:t>V</m:t>
-                    </m:r>
-                    <m:r>
-                      <m:t>|,k</m:t>
-                    </m:r>
-                  </m:sub>
-                  <m:sup>
-                    <m:r>
-                      <m:t>T</m:t>
-                    </m:r>
-                  </m:sup>
-                </m:sSubSup>
-              </m:e>
-            </m:eqArr>
-          </m:sup>
-        </m:sSup>
-        <m:r>
-          <m:t>,</m:t>
-        </m:r>
-        <m:sSub>
-          <m:e>
-            <m:r>
-              <m:rPr>
-                <m:sty m:val="b"/>
-              </m:rPr>
-              <m:t>p</m:t>
-            </m:r>
-          </m:e>
-          <m:sub>
-            <m:r>
-              <m:t>v,k</m:t>
-            </m:r>
-          </m:sub>
-        </m:sSub>
-        <m:r>
-          <m:t>∈</m:t>
-        </m:r>
-        <m:sSup>
-          <m:e>
-            <m:r>
-              <m:rPr>
-                <m:scr m:val="double-struck"/>
-                <m:sty m:val="p"/>
-              </m:rPr>
-              <m:t>R</m:t>
-            </m:r>
-          </m:e>
-          <m:sup>
-            <m:r>
-              <m:t>3</m:t>
-            </m:r>
-          </m:sup>
-        </m:sSup>
-        <m:r>
-          <m:t>.</m:t>
-        </m:r>
-      </m:oMath>
-      <w:r>
-        <w:rPr>
-          <w:rFonts w:ascii="Times New Roman" w:hAnsi="Times New Roman" w:eastAsia="SimSun" w:cs="Times New Roman"/>
-          <w:color w:val="000000"/>
-          <w:sz w:val="21"/>
-        </w:rPr>
-        <w:tab/>
-        <w:t>(3-1)</w:t>
+        <w:t xml:space="preserve"> 个关键帧仅优化全部节点的三维位置。</w:t>
       </w:r>
     </w:p>
     <w:p>
@@ -1678,71 +1510,7 @@
           <w:color w:val="000000"/>
           <w:sz w:val="21"/>
         </w:rPr>
-        <w:t>，则当前窗口的关键帧索引集合为</w:t>
-      </w:r>
-    </w:p>
-    <w:p>
-      <w:pPr>
-        <w:keepLines/>
-        <w:tabs>
-          <w:tab w:pos="4507" w:val="center"/>
-          <w:tab w:pos="9014" w:val="right"/>
-        </w:tabs>
-        <w:spacing w:before="80" w:after="80" w:line="240" w:lineRule="auto"/>
-        <w:ind w:firstLine="0" w:left="0" w:right="0"/>
-      </w:pPr>
-      <w:r>
-        <w:tab/>
-      </w:r>
-      <m:oMath xmlns:mml="http://www.w3.org/1998/Math/MathML">
-        <m:sSub>
-          <m:e>
-            <m:r>
-              <m:rPr>
-                <m:scr m:val="script"/>
-              </m:rPr>
-              <m:t>W</m:t>
-            </m:r>
-          </m:e>
-          <m:sub>
-            <m:r>
-              <m:t>k</m:t>
-            </m:r>
-          </m:sub>
-        </m:sSub>
-        <m:r>
-          <m:t>=</m:t>
-        </m:r>
-        <m:r>
-          <m:t>{max(1,k−</m:t>
-        </m:r>
-        <m:sSub>
-          <m:e>
-            <m:r>
-              <m:t>N</m:t>
-            </m:r>
-          </m:e>
-          <m:sub>
-            <m:r>
-              <m:t>w</m:t>
-            </m:r>
-          </m:sub>
-        </m:sSub>
-        <m:r>
-          <m:t>+1),…,k}</m:t>
-        </m:r>
-        <m:r>
-          <m:t>,</m:t>
-        </m:r>
-      </m:oMath>
-      <w:r>
-        <w:rPr>
-          <w:rFonts w:ascii="Times New Roman" w:hAnsi="Times New Roman" w:eastAsia="SimSun" w:cs="Times New Roman"/>
-          <w:color w:val="000000"/>
-          <w:sz w:val="21"/>
-        </w:rPr>
-        <w:tab/>
-        <w:t>(3-2)</w:t>
+        <w:t>。当前窗口保留最近不超过该长度的关键帧。</w:t>
       </w:r>
     </w:p>
     <w:p>
@@ -1856,7 +1624,7 @@
           <w:sz w:val="21"/>
         </w:rPr>
         <w:tab/>
-        <w:t>(3-3)</w:t>
+        <w:t>(3-1)</w:t>
       </w:r>
     </w:p>
     <w:p>
@@ -2035,7 +1803,7 @@
           <w:sz w:val="21"/>
         </w:rPr>
         <w:tab/>
-        <w:t>(3-4)</w:t>
+        <w:t>(3-2)</w:t>
       </w:r>
     </w:p>
     <w:p>
@@ -2087,200 +1855,7 @@
           <w:color w:val="000000"/>
           <w:sz w:val="21"/>
         </w:rPr>
-        <w:t xml:space="preserve"> 为节点的位置观测。相应的加权代价为</w:t>
-      </w:r>
-    </w:p>
-    <w:p>
-      <w:pPr>
-        <w:keepLines/>
-        <w:tabs>
-          <w:tab w:pos="4507" w:val="center"/>
-          <w:tab w:pos="9014" w:val="right"/>
-        </w:tabs>
-        <w:spacing w:before="80" w:after="80" w:line="240" w:lineRule="auto"/>
-        <w:ind w:firstLine="0" w:left="0" w:right="0"/>
-      </w:pPr>
-      <w:r>
-        <w:tab/>
-      </w:r>
-      <m:oMath xmlns:mml="http://www.w3.org/1998/Math/MathML">
-        <m:sSubSup>
-          <m:e>
-            <m:r>
-              <m:t>‖</m:t>
-            </m:r>
-            <m:sSubSup>
-              <m:e>
-                <m:r>
-                  <m:rPr>
-                    <m:sty m:val="b"/>
-                  </m:rPr>
-                  <m:t>r</m:t>
-                </m:r>
-              </m:e>
-              <m:sub>
-                <m:r>
-                  <m:t>v,k</m:t>
-                </m:r>
-              </m:sub>
-              <m:sup>
-                <m:r>
-                  <m:t>p</m:t>
-                </m:r>
-              </m:sup>
-            </m:sSubSup>
-            <m:r>
-              <m:t>‖</m:t>
-            </m:r>
-          </m:e>
-          <m:sub>
-            <m:r>
-              <m:t>(</m:t>
-            </m:r>
-            <m:sSubSup>
-              <m:e>
-                <m:r>
-                  <m:rPr>
-                    <m:sty m:val="b"/>
-                  </m:rPr>
-                  <m:t>R</m:t>
-                </m:r>
-              </m:e>
-              <m:sub>
-                <m:r>
-                  <m:t>v</m:t>
-                </m:r>
-              </m:sub>
-              <m:sup>
-                <m:r>
-                  <m:t>p</m:t>
-                </m:r>
-              </m:sup>
-            </m:sSubSup>
-            <m:sSup>
-              <m:e>
-                <m:r>
-                  <m:t>)</m:t>
-                </m:r>
-              </m:e>
-              <m:sup>
-                <m:r>
-                  <m:t>−1</m:t>
-                </m:r>
-              </m:sup>
-            </m:sSup>
-          </m:sub>
-          <m:sup>
-            <m:r>
-              <m:t>2</m:t>
-            </m:r>
-          </m:sup>
-        </m:sSubSup>
-        <m:r>
-          <m:t>=</m:t>
-        </m:r>
-        <m:sSup>
-          <m:e>
-            <m:r>
-              <m:t>(</m:t>
-            </m:r>
-            <m:sSubSup>
-              <m:e>
-                <m:r>
-                  <m:rPr>
-                    <m:sty m:val="b"/>
-                  </m:rPr>
-                  <m:t>r</m:t>
-                </m:r>
-              </m:e>
-              <m:sub>
-                <m:r>
-                  <m:t>v,k</m:t>
-                </m:r>
-              </m:sub>
-              <m:sup>
-                <m:r>
-                  <m:t>p</m:t>
-                </m:r>
-              </m:sup>
-            </m:sSubSup>
-            <m:r>
-              <m:t>)</m:t>
-            </m:r>
-          </m:e>
-          <m:sup>
-            <m:r>
-              <m:t>T</m:t>
-            </m:r>
-          </m:sup>
-        </m:sSup>
-        <m:sSup>
-          <m:e>
-            <m:r>
-              <m:t>(</m:t>
-            </m:r>
-            <m:sSubSup>
-              <m:e>
-                <m:r>
-                  <m:rPr>
-                    <m:sty m:val="b"/>
-                  </m:rPr>
-                  <m:t>R</m:t>
-                </m:r>
-              </m:e>
-              <m:sub>
-                <m:r>
-                  <m:t>v</m:t>
-                </m:r>
-              </m:sub>
-              <m:sup>
-                <m:r>
-                  <m:t>p</m:t>
-                </m:r>
-              </m:sup>
-            </m:sSubSup>
-            <m:r>
-              <m:t>)</m:t>
-            </m:r>
-          </m:e>
-          <m:sup>
-            <m:r>
-              <m:t>−1</m:t>
-            </m:r>
-          </m:sup>
-        </m:sSup>
-        <m:sSubSup>
-          <m:e>
-            <m:r>
-              <m:rPr>
-                <m:sty m:val="b"/>
-              </m:rPr>
-              <m:t>r</m:t>
-            </m:r>
-          </m:e>
-          <m:sub>
-            <m:r>
-              <m:t>v,k</m:t>
-            </m:r>
-          </m:sub>
-          <m:sup>
-            <m:r>
-              <m:t>p</m:t>
-            </m:r>
-          </m:sup>
-        </m:sSubSup>
-        <m:r>
-          <m:t>,</m:t>
-        </m:r>
-      </m:oMath>
-      <w:r>
-        <w:rPr>
-          <w:rFonts w:ascii="Times New Roman" w:hAnsi="Times New Roman" w:eastAsia="SimSun" w:cs="Times New Roman"/>
-          <w:color w:val="000000"/>
-          <w:sz w:val="21"/>
-        </w:rPr>
-        <w:tab/>
-        <w:t>(3-5)</w:t>
+        <w:t xml:space="preserve"> 为节点的位置观测。位置先验残差按照相应观测协方差进行白化后计入目标函数。</w:t>
       </w:r>
     </w:p>
     <w:p>
@@ -2650,7 +2225,7 @@
           <w:sz w:val="21"/>
         </w:rPr>
         <w:tab/>
-        <w:t>(3-6)</w:t>
+        <w:t>(3-3)</w:t>
       </w:r>
     </w:p>
     <w:p>
@@ -2798,109 +2373,7 @@
           <w:sz w:val="21"/>
         </w:rPr>
         <w:tab/>
-        <w:t>(3-7)</w:t>
-      </w:r>
-    </w:p>
-    <w:p>
-      <w:pPr>
-        <w:widowControl/>
-        <w:spacing w:before="0" w:after="0" w:line="360" w:lineRule="auto"/>
-        <w:ind w:left="0" w:right="0" w:firstLine="420"/>
-        <w:jc w:val="both"/>
-      </w:pPr>
-      <w:r>
-        <w:rPr>
-          <w:rFonts w:ascii="Times New Roman" w:hAnsi="Times New Roman" w:eastAsia="SimSun" w:cs="Times New Roman"/>
-          <w:b w:val="0"/>
-          <w:color w:val="000000"/>
-          <w:sz w:val="21"/>
-        </w:rPr>
-        <w:t>对应代价项为</w:t>
-      </w:r>
-    </w:p>
-    <w:p>
-      <w:pPr>
-        <w:keepLines/>
-        <w:tabs>
-          <w:tab w:pos="4507" w:val="center"/>
-          <w:tab w:pos="9014" w:val="right"/>
-        </w:tabs>
-        <w:spacing w:before="80" w:after="80" w:line="240" w:lineRule="auto"/>
-        <w:ind w:firstLine="0" w:left="0" w:right="0"/>
-      </w:pPr>
-      <w:r>
-        <w:tab/>
-      </w:r>
-      <m:oMath xmlns:mml="http://www.w3.org/1998/Math/MathML">
-        <m:sSubSup>
-          <m:e>
-            <m:r>
-              <m:t>‖</m:t>
-            </m:r>
-            <m:sSubSup>
-              <m:e>
-                <m:r>
-                  <m:rPr>
-                    <m:sty m:val="b"/>
-                  </m:rPr>
-                  <m:t>r</m:t>
-                </m:r>
-              </m:e>
-              <m:sub>
-                <m:r>
-                  <m:t>i,k</m:t>
-                </m:r>
-              </m:sub>
-              <m:sup>
-                <m:r>
-                  <m:t>m</m:t>
-                </m:r>
-              </m:sup>
-            </m:sSubSup>
-            <m:r>
-              <m:t>‖</m:t>
-            </m:r>
-          </m:e>
-          <m:sub>
-            <m:sSubSup>
-              <m:e>
-                <m:r>
-                  <m:rPr>
-                    <m:sty m:val="b"/>
-                  </m:rPr>
-                  <m:t>Q</m:t>
-                </m:r>
-              </m:e>
-              <m:sub>
-                <m:r>
-                  <m:t>m</m:t>
-                </m:r>
-              </m:sub>
-              <m:sup>
-                <m:r>
-                  <m:t>−1</m:t>
-                </m:r>
-              </m:sup>
-            </m:sSubSup>
-          </m:sub>
-          <m:sup>
-            <m:r>
-              <m:t>2</m:t>
-            </m:r>
-          </m:sup>
-        </m:sSubSup>
-        <m:r>
-          <m:t>,</m:t>
-        </m:r>
-      </m:oMath>
-      <w:r>
-        <w:rPr>
-          <w:rFonts w:ascii="Times New Roman" w:hAnsi="Times New Roman" w:eastAsia="SimSun" w:cs="Times New Roman"/>
-          <w:color w:val="000000"/>
-          <w:sz w:val="21"/>
-        </w:rPr>
-        <w:tab/>
-        <w:t>(3-8)</w:t>
+        <w:t>(3-4)</w:t>
       </w:r>
     </w:p>
     <w:p>
@@ -3176,7 +2649,7 @@
           <w:sz w:val="21"/>
         </w:rPr>
         <w:tab/>
-        <w:t>(3-9)</w:t>
+        <w:t>(3-5)</w:t>
       </w:r>
     </w:p>
     <w:p>
@@ -3430,426 +2903,7 @@
           <w:sz w:val="21"/>
         </w:rPr>
         <w:tab/>
-        <w:t>(3-10)</w:t>
-      </w:r>
-    </w:p>
-    <w:p>
-      <w:pPr>
-        <w:widowControl/>
-        <w:spacing w:before="0" w:after="0" w:line="360" w:lineRule="auto"/>
-        <w:ind w:left="0" w:right="0" w:firstLine="420"/>
-        <w:jc w:val="both"/>
-      </w:pPr>
-      <w:r>
-        <w:rPr>
-          <w:rFonts w:ascii="Times New Roman" w:hAnsi="Times New Roman" w:eastAsia="SimSun" w:cs="Times New Roman"/>
-          <w:b w:val="0"/>
-          <w:color w:val="000000"/>
-          <w:sz w:val="21"/>
-        </w:rPr>
-        <w:t>令</w:t>
-      </w:r>
-    </w:p>
-    <w:p>
-      <w:pPr>
-        <w:keepLines/>
-        <w:tabs>
-          <w:tab w:pos="4507" w:val="center"/>
-          <w:tab w:pos="9014" w:val="right"/>
-        </w:tabs>
-        <w:spacing w:before="80" w:after="80" w:line="240" w:lineRule="auto"/>
-        <w:ind w:firstLine="0" w:left="0" w:right="0"/>
-      </w:pPr>
-      <w:r>
-        <w:tab/>
-      </w:r>
-      <m:oMath xmlns:mml="http://www.w3.org/1998/Math/MathML">
-        <m:sSub>
-          <m:e>
-            <m:r>
-              <m:rPr>
-                <m:sty m:val="b"/>
-              </m:rPr>
-              <m:t>u</m:t>
-            </m:r>
-          </m:e>
-          <m:sub>
-            <m:r>
-              <m:t>ij,k</m:t>
-            </m:r>
-          </m:sub>
-        </m:sSub>
-        <m:r>
-          <m:t>=</m:t>
-        </m:r>
-        <m:f>
-          <m:fPr>
-            <m:type m:val="bar"/>
-          </m:fPr>
-          <m:num>
-            <m:sSub>
-              <m:e>
-                <m:r>
-                  <m:rPr>
-                    <m:sty m:val="b"/>
-                  </m:rPr>
-                  <m:t>p</m:t>
-                </m:r>
-              </m:e>
-              <m:sub>
-                <m:r>
-                  <m:t>i,k</m:t>
-                </m:r>
-              </m:sub>
-            </m:sSub>
-            <m:r>
-              <m:t>−</m:t>
-            </m:r>
-            <m:sSub>
-              <m:e>
-                <m:r>
-                  <m:rPr>
-                    <m:sty m:val="b"/>
-                  </m:rPr>
-                  <m:t>p</m:t>
-                </m:r>
-              </m:e>
-              <m:sub>
-                <m:r>
-                  <m:t>j,k</m:t>
-                </m:r>
-              </m:sub>
-            </m:sSub>
-          </m:num>
-          <m:den>
-            <m:r>
-              <m:t>‖</m:t>
-            </m:r>
-            <m:sSub>
-              <m:e>
-                <m:r>
-                  <m:rPr>
-                    <m:sty m:val="b"/>
-                  </m:rPr>
-                  <m:t>p</m:t>
-                </m:r>
-              </m:e>
-              <m:sub>
-                <m:r>
-                  <m:t>i,k</m:t>
-                </m:r>
-              </m:sub>
-            </m:sSub>
-            <m:r>
-              <m:t>−</m:t>
-            </m:r>
-            <m:sSub>
-              <m:e>
-                <m:r>
-                  <m:rPr>
-                    <m:sty m:val="b"/>
-                  </m:rPr>
-                  <m:t>p</m:t>
-                </m:r>
-              </m:e>
-              <m:sub>
-                <m:r>
-                  <m:t>j,k</m:t>
-                </m:r>
-              </m:sub>
-            </m:sSub>
-            <m:r>
-              <m:t>‖</m:t>
-            </m:r>
-          </m:den>
-        </m:f>
-        <m:r>
-          <m:t>,</m:t>
-        </m:r>
-      </m:oMath>
-      <w:r>
-        <w:rPr>
-          <w:rFonts w:ascii="Times New Roman" w:hAnsi="Times New Roman" w:eastAsia="SimSun" w:cs="Times New Roman"/>
-          <w:color w:val="000000"/>
-          <w:sz w:val="21"/>
-        </w:rPr>
-        <w:tab/>
-        <w:t>(3-11)</w:t>
-      </w:r>
-    </w:p>
-    <w:p>
-      <w:pPr>
-        <w:widowControl/>
-        <w:spacing w:before="0" w:after="0" w:line="360" w:lineRule="auto"/>
-        <w:ind w:left="0" w:right="0" w:firstLine="420"/>
-        <w:jc w:val="both"/>
-      </w:pPr>
-      <w:r>
-        <w:rPr>
-          <w:rFonts w:ascii="Times New Roman" w:hAnsi="Times New Roman" w:eastAsia="SimSun" w:cs="Times New Roman"/>
-          <w:b w:val="0"/>
-          <w:color w:val="000000"/>
-          <w:sz w:val="21"/>
-        </w:rPr>
-        <w:t>则测距残差分别对两端位置的雅可比为</w:t>
-      </w:r>
-    </w:p>
-    <w:p>
-      <w:pPr>
-        <w:keepLines/>
-        <w:tabs>
-          <w:tab w:pos="4507" w:val="center"/>
-          <w:tab w:pos="9014" w:val="right"/>
-        </w:tabs>
-        <w:spacing w:before="80" w:after="80" w:line="240" w:lineRule="auto"/>
-        <w:ind w:firstLine="0" w:left="0" w:right="0"/>
-      </w:pPr>
-      <w:r>
-        <w:tab/>
-      </w:r>
-      <m:oMath xmlns:mml="http://www.w3.org/1998/Math/MathML">
-        <m:sSubSup>
-          <m:e>
-            <m:r>
-              <m:rPr>
-                <m:sty m:val="b"/>
-              </m:rPr>
-              <m:t>J</m:t>
-            </m:r>
-          </m:e>
-          <m:sub>
-            <m:r>
-              <m:t>ij,k</m:t>
-            </m:r>
-          </m:sub>
-          <m:sup>
-            <m:r>
-              <m:t>d</m:t>
-            </m:r>
-          </m:sup>
-        </m:sSubSup>
-        <m:r>
-          <m:t>=[</m:t>
-        </m:r>
-        <m:eqArr>
-          <m:e>
-            <m:sSubSup>
-              <m:e>
-                <m:r>
-                  <m:rPr>
-                    <m:sty m:val="b"/>
-                  </m:rPr>
-                  <m:t>u</m:t>
-                </m:r>
-              </m:e>
-              <m:sub>
-                <m:r>
-                  <m:t>ij,k</m:t>
-                </m:r>
-              </m:sub>
-              <m:sup>
-                <m:r>
-                  <m:t>T</m:t>
-                </m:r>
-              </m:sup>
-            </m:sSubSup>
-            <m:r>
-              <m:t>−</m:t>
-            </m:r>
-            <m:sSubSup>
-              <m:e>
-                <m:r>
-                  <m:rPr>
-                    <m:sty m:val="b"/>
-                  </m:rPr>
-                  <m:t>u</m:t>
-                </m:r>
-              </m:e>
-              <m:sub>
-                <m:r>
-                  <m:t>ij,k</m:t>
-                </m:r>
-              </m:sub>
-              <m:sup>
-                <m:r>
-                  <m:t>T</m:t>
-                </m:r>
-              </m:sup>
-            </m:sSubSup>
-          </m:e>
-        </m:eqArr>
-        <m:r>
-          <m:t>].</m:t>
-        </m:r>
-      </m:oMath>
-      <w:r>
-        <w:rPr>
-          <w:rFonts w:ascii="Times New Roman" w:hAnsi="Times New Roman" w:eastAsia="SimSun" w:cs="Times New Roman"/>
-          <w:color w:val="000000"/>
-          <w:sz w:val="21"/>
-        </w:rPr>
-        <w:tab/>
-        <w:t>(3-12)</w:t>
-      </w:r>
-    </w:p>
-    <w:p>
-      <w:pPr>
-        <w:widowControl/>
-        <w:spacing w:before="0" w:after="0" w:line="360" w:lineRule="auto"/>
-        <w:ind w:left="0" w:right="0" w:firstLine="420"/>
-        <w:jc w:val="both"/>
-      </w:pPr>
-      <w:r>
-        <w:rPr>
-          <w:rFonts w:ascii="Times New Roman" w:hAnsi="Times New Roman" w:eastAsia="SimSun" w:cs="Times New Roman"/>
-          <w:b w:val="0"/>
-          <w:color w:val="000000"/>
-          <w:sz w:val="21"/>
-        </w:rPr>
-        <w:t>在引入CUSUM权重之前，测距因子的等权代价为</w:t>
-      </w:r>
-    </w:p>
-    <w:p>
-      <w:pPr>
-        <w:keepLines/>
-        <w:tabs>
-          <w:tab w:pos="4507" w:val="center"/>
-          <w:tab w:pos="9014" w:val="right"/>
-        </w:tabs>
-        <w:spacing w:before="80" w:after="80" w:line="240" w:lineRule="auto"/>
-        <w:ind w:firstLine="0" w:left="0" w:right="0"/>
-      </w:pPr>
-      <w:r>
-        <w:tab/>
-      </w:r>
-      <m:oMath xmlns:mml="http://www.w3.org/1998/Math/MathML">
-        <m:sSubSup>
-          <m:e>
-            <m:r>
-              <m:t>‖</m:t>
-            </m:r>
-            <m:sSubSup>
-              <m:e>
-                <m:r>
-                  <m:t>r</m:t>
-                </m:r>
-              </m:e>
-              <m:sub>
-                <m:r>
-                  <m:t>ij,k</m:t>
-                </m:r>
-              </m:sub>
-              <m:sup>
-                <m:r>
-                  <m:t>d</m:t>
-                </m:r>
-              </m:sup>
-            </m:sSubSup>
-            <m:r>
-              <m:t>‖</m:t>
-            </m:r>
-          </m:e>
-          <m:sub>
-            <m:sSubSup>
-              <m:e>
-                <m:r>
-                  <m:t>σ</m:t>
-                </m:r>
-              </m:e>
-              <m:sub>
-                <m:r>
-                  <m:t>d</m:t>
-                </m:r>
-              </m:sub>
-              <m:sup>
-                <m:r>
-                  <m:t>−2</m:t>
-                </m:r>
-              </m:sup>
-            </m:sSubSup>
-          </m:sub>
-          <m:sup>
-            <m:r>
-              <m:t>2</m:t>
-            </m:r>
-          </m:sup>
-        </m:sSubSup>
-        <m:r>
-          <m:t>=</m:t>
-        </m:r>
-        <m:f>
-          <m:fPr>
-            <m:type m:val="bar"/>
-          </m:fPr>
-          <m:num>
-            <m:r>
-              <m:t>1</m:t>
-            </m:r>
-          </m:num>
-          <m:den>
-            <m:sSubSup>
-              <m:e>
-                <m:r>
-                  <m:t>σ</m:t>
-                </m:r>
-              </m:e>
-              <m:sub>
-                <m:r>
-                  <m:t>d</m:t>
-                </m:r>
-              </m:sub>
-              <m:sup>
-                <m:r>
-                  <m:t>2</m:t>
-                </m:r>
-              </m:sup>
-            </m:sSubSup>
-          </m:den>
-        </m:f>
-        <m:sSup>
-          <m:e>
-            <m:r>
-              <m:t>(</m:t>
-            </m:r>
-            <m:sSubSup>
-              <m:e>
-                <m:r>
-                  <m:t>r</m:t>
-                </m:r>
-              </m:e>
-              <m:sub>
-                <m:r>
-                  <m:t>ij,k</m:t>
-                </m:r>
-              </m:sub>
-              <m:sup>
-                <m:r>
-                  <m:t>d</m:t>
-                </m:r>
-              </m:sup>
-            </m:sSubSup>
-            <m:r>
-              <m:t>)</m:t>
-            </m:r>
-          </m:e>
-          <m:sup>
-            <m:r>
-              <m:t>2</m:t>
-            </m:r>
-          </m:sup>
-        </m:sSup>
-        <m:r>
-          <m:t>,</m:t>
-        </m:r>
-      </m:oMath>
-      <w:r>
-        <w:rPr>
-          <w:rFonts w:ascii="Times New Roman" w:hAnsi="Times New Roman" w:eastAsia="SimSun" w:cs="Times New Roman"/>
-          <w:color w:val="000000"/>
-          <w:sz w:val="21"/>
-        </w:rPr>
-        <w:tab/>
-        <w:t>(3-13)</w:t>
+        <w:t>(3-6)</w:t>
       </w:r>
     </w:p>
     <w:p>
@@ -3906,494 +2960,7 @@
           <w:color w:val="000000"/>
           <w:sz w:val="21"/>
         </w:rPr>
-        <w:t>综合位置先验、SINS位置增量与等权测距因子，基础滑动窗口目标函数为</w:t>
-      </w:r>
-    </w:p>
-    <w:p>
-      <w:pPr>
-        <w:keepLines/>
-        <w:tabs>
-          <w:tab w:pos="4507" w:val="center"/>
-          <w:tab w:pos="9014" w:val="right"/>
-        </w:tabs>
-        <w:spacing w:before="80" w:after="80" w:line="240" w:lineRule="auto"/>
-        <w:ind w:firstLine="0" w:left="0" w:right="0"/>
-      </w:pPr>
-      <w:r>
-        <w:tab/>
-      </w:r>
-      <m:oMath xmlns:mml="http://www.w3.org/1998/Math/MathML">
-        <m:sSub>
-          <m:e>
-            <m:acc>
-              <m:accPr>
-                <m:chr m:val="̂"/>
-              </m:accPr>
-              <m:e>
-                <m:r>
-                  <m:rPr>
-                    <m:scr m:val="script"/>
-                  </m:rPr>
-                  <m:t>X</m:t>
-                </m:r>
-              </m:e>
-            </m:acc>
-          </m:e>
-          <m:sub>
-            <m:r>
-              <m:t>k</m:t>
-            </m:r>
-          </m:sub>
-        </m:sSub>
-        <m:r>
-          <m:t>=</m:t>
-        </m:r>
-        <m:r>
-          <m:rPr>
-            <m:sty m:val="p"/>
-          </m:rPr>
-          <m:t>arg</m:t>
-        </m:r>
-        <m:sSub>
-          <m:e>
-            <m:r>
-              <m:t>min</m:t>
-            </m:r>
-          </m:e>
-          <m:sub>
-            <m:sSub>
-              <m:e>
-                <m:r>
-                  <m:rPr>
-                    <m:scr m:val="script"/>
-                  </m:rPr>
-                  <m:t>X</m:t>
-                </m:r>
-              </m:e>
-              <m:sub>
-                <m:r>
-                  <m:t>k</m:t>
-                </m:r>
-              </m:sub>
-            </m:sSub>
-          </m:sub>
-        </m:sSub>
-        <m:nary>
-          <m:naryPr>
-            <m:chr m:val="∑"/>
-            <m:limLoc m:val="subSup"/>
-            <m:grow m:val="1"/>
-            <m:subHide m:val="off"/>
-            <m:supHide m:val="on"/>
-          </m:naryPr>
-          <m:sub>
-            <m:r>
-              <m:t>τ∈</m:t>
-            </m:r>
-            <m:sSub>
-              <m:e>
-                <m:r>
-                  <m:rPr>
-                    <m:scr m:val="script"/>
-                  </m:rPr>
-                  <m:t>W</m:t>
-                </m:r>
-              </m:e>
-              <m:sub>
-                <m:r>
-                  <m:t>k</m:t>
-                </m:r>
-              </m:sub>
-            </m:sSub>
-          </m:sub>
-          <m:sup/>
-          <m:e/>
-        </m:nary>
-        <m:r>
-          <m:t>[</m:t>
-        </m:r>
-        <m:nary>
-          <m:naryPr>
-            <m:chr m:val="∑"/>
-            <m:limLoc m:val="subSup"/>
-            <m:grow m:val="1"/>
-            <m:subHide m:val="off"/>
-            <m:supHide m:val="on"/>
-          </m:naryPr>
-          <m:sub>
-            <m:r>
-              <m:t>v∈</m:t>
-            </m:r>
-            <m:r>
-              <m:rPr>
-                <m:scr m:val="script"/>
-              </m:rPr>
-              <m:t>V</m:t>
-            </m:r>
-          </m:sub>
-          <m:sup/>
-          <m:e/>
-        </m:nary>
-        <m:sSubSup>
-          <m:e>
-            <m:r>
-              <m:t>‖</m:t>
-            </m:r>
-            <m:sSubSup>
-              <m:e>
-                <m:r>
-                  <m:rPr>
-                    <m:sty m:val="b"/>
-                  </m:rPr>
-                  <m:t>r</m:t>
-                </m:r>
-              </m:e>
-              <m:sub>
-                <m:r>
-                  <m:t>v,τ</m:t>
-                </m:r>
-              </m:sub>
-              <m:sup>
-                <m:r>
-                  <m:t>p</m:t>
-                </m:r>
-              </m:sup>
-            </m:sSubSup>
-            <m:r>
-              <m:t>‖</m:t>
-            </m:r>
-          </m:e>
-          <m:sub>
-            <m:r>
-              <m:t>(</m:t>
-            </m:r>
-            <m:sSubSup>
-              <m:e>
-                <m:r>
-                  <m:rPr>
-                    <m:sty m:val="b"/>
-                  </m:rPr>
-                  <m:t>R</m:t>
-                </m:r>
-              </m:e>
-              <m:sub>
-                <m:r>
-                  <m:t>v</m:t>
-                </m:r>
-              </m:sub>
-              <m:sup>
-                <m:r>
-                  <m:t>p</m:t>
-                </m:r>
-              </m:sup>
-            </m:sSubSup>
-            <m:sSup>
-              <m:e>
-                <m:r>
-                  <m:t>)</m:t>
-                </m:r>
-              </m:e>
-              <m:sup>
-                <m:r>
-                  <m:t>−1</m:t>
-                </m:r>
-              </m:sup>
-            </m:sSup>
-          </m:sub>
-          <m:sup>
-            <m:r>
-              <m:t>2</m:t>
-            </m:r>
-          </m:sup>
-        </m:sSubSup>
-        <m:r>
-          <m:t>+</m:t>
-        </m:r>
-        <m:nary>
-          <m:naryPr>
-            <m:chr m:val="∑"/>
-            <m:limLoc m:val="subSup"/>
-            <m:grow m:val="1"/>
-            <m:subHide m:val="off"/>
-            <m:supHide m:val="on"/>
-          </m:naryPr>
-          <m:sub>
-            <m:eqArr>
-              <m:e>
-                <m:r>
-                  <m:t>i∈</m:t>
-                </m:r>
-                <m:r>
-                  <m:rPr>
-                    <m:scr m:val="script"/>
-                  </m:rPr>
-                  <m:t>F</m:t>
-                </m:r>
-              </m:e>
-              <m:e>
-                <m:sSup>
-                  <m:e>
-                    <m:argPr>
-                      <m:scrLvl m:val="1"/>
-                    </m:argPr>
-                    <m:r>
-                      <m:t>τ</m:t>
-                    </m:r>
-                  </m:e>
-                  <m:sup>
-                    <m:argPr>
-                      <m:scrLvl m:val="1"/>
-                    </m:argPr>
-                    <m:r>
-                      <m:t>−</m:t>
-                    </m:r>
-                  </m:sup>
-                </m:sSup>
-                <m:r>
-                  <m:t>∈</m:t>
-                </m:r>
-                <m:sSub>
-                  <m:e>
-                    <m:argPr>
-                      <m:scrLvl m:val="1"/>
-                    </m:argPr>
-                    <m:r>
-                      <m:rPr>
-                        <m:scr m:val="script"/>
-                      </m:rPr>
-                      <m:t>W</m:t>
-                    </m:r>
-                  </m:e>
-                  <m:sub>
-                    <m:argPr>
-                      <m:scrLvl m:val="1"/>
-                    </m:argPr>
-                    <m:r>
-                      <m:t>k</m:t>
-                    </m:r>
-                  </m:sub>
-                </m:sSub>
-              </m:e>
-            </m:eqArr>
-          </m:sub>
-          <m:sup/>
-          <m:e/>
-        </m:nary>
-        <m:sSubSup>
-          <m:e>
-            <m:r>
-              <m:t>‖</m:t>
-            </m:r>
-            <m:sSubSup>
-              <m:e>
-                <m:r>
-                  <m:rPr>
-                    <m:sty m:val="b"/>
-                  </m:rPr>
-                  <m:t>r</m:t>
-                </m:r>
-              </m:e>
-              <m:sub>
-                <m:r>
-                  <m:t>i,τ</m:t>
-                </m:r>
-              </m:sub>
-              <m:sup>
-                <m:r>
-                  <m:t>m</m:t>
-                </m:r>
-              </m:sup>
-            </m:sSubSup>
-            <m:r>
-              <m:t>‖</m:t>
-            </m:r>
-          </m:e>
-          <m:sub>
-            <m:sSubSup>
-              <m:e>
-                <m:r>
-                  <m:rPr>
-                    <m:sty m:val="b"/>
-                  </m:rPr>
-                  <m:t>Q</m:t>
-                </m:r>
-              </m:e>
-              <m:sub>
-                <m:r>
-                  <m:t>m</m:t>
-                </m:r>
-              </m:sub>
-              <m:sup>
-                <m:r>
-                  <m:t>−1</m:t>
-                </m:r>
-              </m:sup>
-            </m:sSubSup>
-          </m:sub>
-          <m:sup>
-            <m:r>
-              <m:t>2</m:t>
-            </m:r>
-          </m:sup>
-        </m:sSubSup>
-        <m:r>
-          <m:t>+</m:t>
-        </m:r>
-        <m:nary>
-          <m:naryPr>
-            <m:chr m:val="∑"/>
-            <m:limLoc m:val="subSup"/>
-            <m:grow m:val="1"/>
-            <m:subHide m:val="off"/>
-            <m:supHide m:val="on"/>
-          </m:naryPr>
-          <m:sub>
-            <m:r>
-              <m:t>(i,j)∈</m:t>
-            </m:r>
-            <m:sSub>
-              <m:e>
-                <m:r>
-                  <m:rPr>
-                    <m:scr m:val="script"/>
-                  </m:rPr>
-                  <m:t>E</m:t>
-                </m:r>
-              </m:e>
-              <m:sub>
-                <m:r>
-                  <m:t>τ</m:t>
-                </m:r>
-              </m:sub>
-            </m:sSub>
-          </m:sub>
-          <m:sup/>
-          <m:e/>
-        </m:nary>
-        <m:f>
-          <m:fPr>
-            <m:type m:val="bar"/>
-          </m:fPr>
-          <m:num>
-            <m:sSup>
-              <m:e>
-                <m:r>
-                  <m:t>(</m:t>
-                </m:r>
-                <m:sSubSup>
-                  <m:e>
-                    <m:r>
-                      <m:t>r</m:t>
-                    </m:r>
-                  </m:e>
-                  <m:sub>
-                    <m:r>
-                      <m:t>ij,τ</m:t>
-                    </m:r>
-                  </m:sub>
-                  <m:sup>
-                    <m:r>
-                      <m:t>d</m:t>
-                    </m:r>
-                  </m:sup>
-                </m:sSubSup>
-                <m:r>
-                  <m:t>)</m:t>
-                </m:r>
-              </m:e>
-              <m:sup>
-                <m:r>
-                  <m:t>2</m:t>
-                </m:r>
-              </m:sup>
-            </m:sSup>
-          </m:num>
-          <m:den>
-            <m:sSubSup>
-              <m:e>
-                <m:r>
-                  <m:t>σ</m:t>
-                </m:r>
-              </m:e>
-              <m:sub>
-                <m:r>
-                  <m:t>d</m:t>
-                </m:r>
-              </m:sub>
-              <m:sup>
-                <m:r>
-                  <m:t>2</m:t>
-                </m:r>
-              </m:sup>
-            </m:sSubSup>
-          </m:den>
-        </m:f>
-        <m:r>
-          <m:t>],</m:t>
-        </m:r>
-      </m:oMath>
-      <w:r>
-        <w:rPr>
-          <w:rFonts w:ascii="Times New Roman" w:hAnsi="Times New Roman" w:eastAsia="SimSun" w:cs="Times New Roman"/>
-          <w:color w:val="000000"/>
-          <w:sz w:val="21"/>
-        </w:rPr>
-        <w:tab/>
-        <w:t>(3-14)</w:t>
-      </w:r>
-    </w:p>
-    <w:p>
-      <w:pPr>
-        <w:widowControl/>
-        <w:spacing w:before="0" w:after="0" w:line="360" w:lineRule="auto"/>
-        <w:ind w:left="0" w:right="0" w:firstLine="420"/>
-        <w:jc w:val="both"/>
-      </w:pPr>
-      <w:r>
-        <w:rPr>
-          <w:rFonts w:ascii="Times New Roman" w:hAnsi="Times New Roman" w:eastAsia="SimSun" w:cs="Times New Roman"/>
-          <w:b w:val="0"/>
-          <w:color w:val="000000"/>
-          <w:sz w:val="21"/>
-        </w:rPr>
-        <w:t>其中，</w:t>
-      </w:r>
-      <m:oMath xmlns:mml="http://www.w3.org/1998/Math/MathML">
-        <m:sSup>
-          <m:e>
-            <m:r>
-              <m:t>τ</m:t>
-            </m:r>
-          </m:e>
-          <m:sup>
-            <m:r>
-              <m:t>−</m:t>
-            </m:r>
-          </m:sup>
-        </m:sSup>
-      </m:oMath>
-      <w:r>
-        <w:rPr>
-          <w:rFonts w:ascii="Times New Roman" w:hAnsi="Times New Roman" w:eastAsia="SimSun" w:cs="Times New Roman"/>
-          <w:b w:val="0"/>
-          <w:color w:val="000000"/>
-          <w:sz w:val="21"/>
-        </w:rPr>
-        <w:t xml:space="preserve"> 表示关键帧 </w:t>
-      </w:r>
-      <m:oMath xmlns:mml="http://www.w3.org/1998/Math/MathML">
-        <m:r>
-          <m:t>τ</m:t>
-        </m:r>
-      </m:oMath>
-      <w:r>
-        <w:rPr>
-          <w:rFonts w:ascii="Times New Roman" w:hAnsi="Times New Roman" w:eastAsia="SimSun" w:cs="Times New Roman"/>
-          <w:b w:val="0"/>
-          <w:color w:val="000000"/>
-          <w:sz w:val="21"/>
-        </w:rPr>
-        <w:t xml:space="preserve"> 的前一关键帧仍位于当前窗口内。式（3-14）对窗口内的全部位置状态进行联合优化，但尚未区分健康测距与疑似故障测距。为抑制持续偏差以单位权重进入目标函数，下一节建立逐边双侧CUSUM测距一致性评估模型。</w:t>
+        <w:t>上述位置先验、SINS位置增量和测距残差共同构成基础滑动窗口因子图。若所有测距始终采用相同信息权重，持续偏差仍会直接影响联合优化，因此下一节进一步建立逐边双侧CUSUM测距一致性评估模型。</w:t>
       </w:r>
     </w:p>
     <w:p>
@@ -4592,142 +3159,7 @@
           <w:color w:val="000000"/>
           <w:sz w:val="21"/>
         </w:rPr>
-        <w:t xml:space="preserve"> 个关键帧测距融合前的预测位置及其协方差。对于僚机，预测量来自SINS传播与误差状态Kalman时间更新；对于长机，预测位置及其协方差由高精度位置观测给出。相应的预测距离为</w:t>
-      </w:r>
-    </w:p>
-    <w:p>
-      <w:pPr>
-        <w:keepLines/>
-        <w:tabs>
-          <w:tab w:pos="4507" w:val="center"/>
-          <w:tab w:pos="9014" w:val="right"/>
-        </w:tabs>
-        <w:spacing w:before="80" w:after="80" w:line="240" w:lineRule="auto"/>
-        <w:ind w:firstLine="0" w:left="0" w:right="0"/>
-      </w:pPr>
-      <w:r>
-        <w:tab/>
-      </w:r>
-      <m:oMath xmlns:mml="http://www.w3.org/1998/Math/MathML">
-        <m:sSubSup>
-          <m:e>
-            <m:acc>
-              <m:accPr>
-                <m:chr m:val="̂"/>
-              </m:accPr>
-              <m:e>
-                <m:r>
-                  <m:t>d</m:t>
-                </m:r>
-              </m:e>
-            </m:acc>
-          </m:e>
-          <m:sub>
-            <m:r>
-              <m:t>ij,k</m:t>
-            </m:r>
-          </m:sub>
-          <m:sup>
-            <m:r>
-              <m:t>−</m:t>
-            </m:r>
-          </m:sup>
-        </m:sSubSup>
-        <m:r>
-          <m:t>=</m:t>
-        </m:r>
-        <m:r>
-          <m:t>‖</m:t>
-        </m:r>
-        <m:sSubSup>
-          <m:e>
-            <m:acc>
-              <m:accPr>
-                <m:chr m:val="̂"/>
-              </m:accPr>
-              <m:e>
-                <m:r>
-                  <m:rPr>
-                    <m:sty m:val="b"/>
-                  </m:rPr>
-                  <m:t>p</m:t>
-                </m:r>
-              </m:e>
-            </m:acc>
-          </m:e>
-          <m:sub>
-            <m:r>
-              <m:t>i,k</m:t>
-            </m:r>
-          </m:sub>
-          <m:sup>
-            <m:r>
-              <m:t>−</m:t>
-            </m:r>
-          </m:sup>
-        </m:sSubSup>
-        <m:r>
-          <m:t>−</m:t>
-        </m:r>
-        <m:sSubSup>
-          <m:e>
-            <m:acc>
-              <m:accPr>
-                <m:chr m:val="̂"/>
-              </m:accPr>
-              <m:e>
-                <m:r>
-                  <m:rPr>
-                    <m:sty m:val="b"/>
-                  </m:rPr>
-                  <m:t>p</m:t>
-                </m:r>
-              </m:e>
-            </m:acc>
-          </m:e>
-          <m:sub>
-            <m:r>
-              <m:t>j,k</m:t>
-            </m:r>
-          </m:sub>
-          <m:sup>
-            <m:r>
-              <m:t>−</m:t>
-            </m:r>
-          </m:sup>
-        </m:sSubSup>
-        <m:r>
-          <m:t>‖</m:t>
-        </m:r>
-        <m:r>
-          <m:t>,</m:t>
-        </m:r>
-      </m:oMath>
-      <w:r>
-        <w:rPr>
-          <w:rFonts w:ascii="Times New Roman" w:hAnsi="Times New Roman" w:eastAsia="SimSun" w:cs="Times New Roman"/>
-          <w:color w:val="000000"/>
-          <w:sz w:val="21"/>
-        </w:rPr>
-        <w:tab/>
-        <w:t>(3-15)</w:t>
-      </w:r>
-    </w:p>
-    <w:p>
-      <w:pPr>
-        <w:widowControl/>
-        <w:spacing w:before="0" w:after="0" w:line="360" w:lineRule="auto"/>
-        <w:ind w:left="0" w:right="0" w:firstLine="420"/>
-        <w:jc w:val="both"/>
-      </w:pPr>
-      <w:r>
-        <w:rPr>
-          <w:rFonts w:ascii="Times New Roman" w:hAnsi="Times New Roman" w:eastAsia="SimSun" w:cs="Times New Roman"/>
-          <w:b w:val="0"/>
-          <w:color w:val="000000"/>
-          <w:sz w:val="21"/>
-        </w:rPr>
-        <w:t>测距创新定义为</w:t>
+        <w:t xml:space="preserve"> 个关键帧测距融合前的预测位置及其协方差。对于僚机，预测量来自SINS传播与误差状态Kalman时间更新；对于长机，预测位置及其协方差由高精度位置观测给出。以两端预测位置的欧氏距离作为预测测距，创新定义为</w:t>
       </w:r>
     </w:p>
     <w:p>
@@ -4809,7 +3241,7 @@
           <w:sz w:val="21"/>
         </w:rPr>
         <w:tab/>
-        <w:t>(3-16)</w:t>
+        <w:t>(3-7)</w:t>
       </w:r>
     </w:p>
     <w:p>
@@ -4826,7 +3258,7 @@
           <w:color w:val="000000"/>
           <w:sz w:val="21"/>
         </w:rPr>
-        <w:t>式（3-16）采用“实测距离减预测距离”的符号约定，与式（3-10）中“预测距离减实测距离”的图优化残差方向相反。前者用于序贯一致性检测，后者用于非线性最小二乘优化；二者在各自计算链路中分别保持一致。</w:t>
+        <w:t>式（3-7）采用“实测距离减预测距离”的符号约定，与式（3-6）中“预测距离减实测距离”的图优化残差方向相反。前者用于序贯一致性检测，后者用于非线性最小二乘优化；二者在各自计算链路中分别保持一致。</w:t>
       </w:r>
     </w:p>
     <w:p>
@@ -4843,165 +3275,7 @@
           <w:color w:val="000000"/>
           <w:sz w:val="21"/>
         </w:rPr>
-        <w:t>定义预测视线方向</w:t>
-      </w:r>
-    </w:p>
-    <w:p>
-      <w:pPr>
-        <w:keepLines/>
-        <w:tabs>
-          <w:tab w:pos="4507" w:val="center"/>
-          <w:tab w:pos="9014" w:val="right"/>
-        </w:tabs>
-        <w:spacing w:before="80" w:after="80" w:line="240" w:lineRule="auto"/>
-        <w:ind w:firstLine="0" w:left="0" w:right="0"/>
-      </w:pPr>
-      <w:r>
-        <w:tab/>
-      </w:r>
-      <m:oMath xmlns:mml="http://www.w3.org/1998/Math/MathML">
-        <m:sSubSup>
-          <m:e>
-            <m:r>
-              <m:rPr>
-                <m:sty m:val="b"/>
-              </m:rPr>
-              <m:t>u</m:t>
-            </m:r>
-          </m:e>
-          <m:sub>
-            <m:r>
-              <m:t>ij,k</m:t>
-            </m:r>
-          </m:sub>
-          <m:sup>
-            <m:r>
-              <m:t>−</m:t>
-            </m:r>
-          </m:sup>
-        </m:sSubSup>
-        <m:r>
-          <m:t>=</m:t>
-        </m:r>
-        <m:f>
-          <m:fPr>
-            <m:type m:val="bar"/>
-          </m:fPr>
-          <m:num>
-            <m:sSubSup>
-              <m:e>
-                <m:acc>
-                  <m:accPr>
-                    <m:chr m:val="̂"/>
-                  </m:accPr>
-                  <m:e>
-                    <m:r>
-                      <m:rPr>
-                        <m:sty m:val="b"/>
-                      </m:rPr>
-                      <m:t>p</m:t>
-                    </m:r>
-                  </m:e>
-                </m:acc>
-              </m:e>
-              <m:sub>
-                <m:r>
-                  <m:t>i,k</m:t>
-                </m:r>
-              </m:sub>
-              <m:sup>
-                <m:r>
-                  <m:t>−</m:t>
-                </m:r>
-              </m:sup>
-            </m:sSubSup>
-            <m:r>
-              <m:t>−</m:t>
-            </m:r>
-            <m:sSubSup>
-              <m:e>
-                <m:acc>
-                  <m:accPr>
-                    <m:chr m:val="̂"/>
-                  </m:accPr>
-                  <m:e>
-                    <m:r>
-                      <m:rPr>
-                        <m:sty m:val="b"/>
-                      </m:rPr>
-                      <m:t>p</m:t>
-                    </m:r>
-                  </m:e>
-                </m:acc>
-              </m:e>
-              <m:sub>
-                <m:r>
-                  <m:t>j,k</m:t>
-                </m:r>
-              </m:sub>
-              <m:sup>
-                <m:r>
-                  <m:t>−</m:t>
-                </m:r>
-              </m:sup>
-            </m:sSubSup>
-          </m:num>
-          <m:den>
-            <m:sSubSup>
-              <m:e>
-                <m:acc>
-                  <m:accPr>
-                    <m:chr m:val="̂"/>
-                  </m:accPr>
-                  <m:e>
-                    <m:r>
-                      <m:t>d</m:t>
-                    </m:r>
-                  </m:e>
-                </m:acc>
-              </m:e>
-              <m:sub>
-                <m:r>
-                  <m:t>ij,k</m:t>
-                </m:r>
-              </m:sub>
-              <m:sup>
-                <m:r>
-                  <m:t>−</m:t>
-                </m:r>
-              </m:sup>
-            </m:sSubSup>
-          </m:den>
-        </m:f>
-        <m:r>
-          <m:t>,</m:t>
-        </m:r>
-      </m:oMath>
-      <w:r>
-        <w:rPr>
-          <w:rFonts w:ascii="Times New Roman" w:hAnsi="Times New Roman" w:eastAsia="SimSun" w:cs="Times New Roman"/>
-          <w:color w:val="000000"/>
-          <w:sz w:val="21"/>
-        </w:rPr>
-        <w:tab/>
-        <w:t>(3-17)</w:t>
-      </w:r>
-    </w:p>
-    <w:p>
-      <w:pPr>
-        <w:widowControl/>
-        <w:spacing w:before="0" w:after="0" w:line="360" w:lineRule="auto"/>
-        <w:ind w:left="0" w:right="0" w:firstLine="420"/>
-        <w:jc w:val="both"/>
-      </w:pPr>
-      <w:r>
-        <w:rPr>
-          <w:rFonts w:ascii="Times New Roman" w:hAnsi="Times New Roman" w:eastAsia="SimSun" w:cs="Times New Roman"/>
-          <w:b w:val="0"/>
-          <w:color w:val="000000"/>
-          <w:sz w:val="21"/>
-        </w:rPr>
-        <w:t>则由两端位置不确定度和测距噪声共同确定的创新方差为</w:t>
+        <w:t>由两端预测位置确定单位视线方向。综合两端位置不确定度与测距噪声，创新方差为</w:t>
       </w:r>
     </w:p>
     <w:p>
@@ -5217,7 +3491,7 @@
           <w:sz w:val="21"/>
         </w:rPr>
         <w:tab/>
-        <w:t>(3-18)</w:t>
+        <w:t>(3-8)</w:t>
       </w:r>
     </w:p>
     <w:p>
@@ -5234,7 +3508,7 @@
           <w:color w:val="000000"/>
           <w:sz w:val="21"/>
         </w:rPr>
-        <w:t>式（3-18）以当前预测不确定度为尺度对距离创新进行归一化，使相同幅值的创新能够随节点不确定度得到不同的统计解释。CUSUM模块仅接收活动边、测距量、预测位置、预测协方差及检测参数，不读取真值位置、故障边编号、故障起止时刻或注入偏差幅值，因而满足在线、因果运行的要求。</w:t>
+        <w:t>式（3-8）以当前预测不确定度为尺度解释距离创新，使相同幅值的创新可随节点不确定度获得不同的统计权重。CUSUM模块仅接收活动边、测距量、预测位置、预测协方差及检测参数，不读取真值位置、故障边编号、故障起止时刻或注入偏差幅值，因而满足在线、因果运行的要求。</w:t>
       </w:r>
     </w:p>
     <w:p>
@@ -5328,371 +3602,7 @@
           <w:color w:val="000000"/>
           <w:sz w:val="21"/>
         </w:rPr>
-        <w:t xml:space="preserve">为提高在线均值与方差估计的数值稳定性，基线标定采用递推更新。设第 </w:t>
-      </w:r>
-      <m:oMath xmlns:mml="http://www.w3.org/1998/Math/MathML">
-        <m:r>
-          <m:t>n</m:t>
-        </m:r>
-      </m:oMath>
-      <w:r>
-        <w:rPr>
-          <w:rFonts w:ascii="Times New Roman" w:hAnsi="Times New Roman" w:eastAsia="SimSun" w:cs="Times New Roman"/>
-          <w:b w:val="0"/>
-          <w:color w:val="000000"/>
-          <w:sz w:val="21"/>
-        </w:rPr>
-        <w:t xml:space="preserve"> 个被接受的创新样本为 </w:t>
-      </w:r>
-      <m:oMath xmlns:mml="http://www.w3.org/1998/Math/MathML">
-        <m:sSubSup>
-          <m:e>
-            <m:r>
-              <m:t>ν</m:t>
-            </m:r>
-          </m:e>
-          <m:sub>
-            <m:r>
-              <m:t>ij</m:t>
-            </m:r>
-          </m:sub>
-          <m:sup>
-            <m:r>
-              <m:t>(n)</m:t>
-            </m:r>
-          </m:sup>
-        </m:sSubSup>
-      </m:oMath>
-      <w:r>
-        <w:rPr>
-          <w:rFonts w:ascii="Times New Roman" w:hAnsi="Times New Roman" w:eastAsia="SimSun" w:cs="Times New Roman"/>
-          <w:b w:val="0"/>
-          <w:color w:val="000000"/>
-          <w:sz w:val="21"/>
-        </w:rPr>
-        <w:t>，则</w:t>
-      </w:r>
-    </w:p>
-    <w:p>
-      <w:pPr>
-        <w:keepLines/>
-        <w:tabs>
-          <w:tab w:pos="4507" w:val="center"/>
-          <w:tab w:pos="9014" w:val="right"/>
-        </w:tabs>
-        <w:spacing w:before="80" w:after="80" w:line="240" w:lineRule="auto"/>
-        <w:ind w:firstLine="0" w:left="0" w:right="0"/>
-      </w:pPr>
-      <w:r>
-        <w:tab/>
-      </w:r>
-      <m:oMath xmlns:mml="http://www.w3.org/1998/Math/MathML">
-        <m:sSub>
-          <m:e>
-            <m:r>
-              <m:t>δ</m:t>
-            </m:r>
-          </m:e>
-          <m:sub>
-            <m:r>
-              <m:t>n</m:t>
-            </m:r>
-          </m:sub>
-        </m:sSub>
-        <m:r>
-          <m:t>=</m:t>
-        </m:r>
-        <m:sSubSup>
-          <m:e>
-            <m:r>
-              <m:t>ν</m:t>
-            </m:r>
-          </m:e>
-          <m:sub>
-            <m:r>
-              <m:t>ij</m:t>
-            </m:r>
-          </m:sub>
-          <m:sup>
-            <m:r>
-              <m:t>(n)</m:t>
-            </m:r>
-          </m:sup>
-        </m:sSubSup>
-        <m:r>
-          <m:t>−</m:t>
-        </m:r>
-        <m:sSubSup>
-          <m:e>
-            <m:r>
-              <m:t>μ</m:t>
-            </m:r>
-          </m:e>
-          <m:sub>
-            <m:r>
-              <m:t>ij</m:t>
-            </m:r>
-          </m:sub>
-          <m:sup>
-            <m:r>
-              <m:t>(n−1)</m:t>
-            </m:r>
-          </m:sup>
-        </m:sSubSup>
-        <m:r>
-          <m:t>,</m:t>
-        </m:r>
-        <m:sSubSup>
-          <m:e>
-            <m:r>
-              <m:t>μ</m:t>
-            </m:r>
-          </m:e>
-          <m:sub>
-            <m:r>
-              <m:t>ij</m:t>
-            </m:r>
-          </m:sub>
-          <m:sup>
-            <m:r>
-              <m:t>(n)</m:t>
-            </m:r>
-          </m:sup>
-        </m:sSubSup>
-        <m:r>
-          <m:t>=</m:t>
-        </m:r>
-        <m:sSubSup>
-          <m:e>
-            <m:r>
-              <m:t>μ</m:t>
-            </m:r>
-          </m:e>
-          <m:sub>
-            <m:r>
-              <m:t>ij</m:t>
-            </m:r>
-          </m:sub>
-          <m:sup>
-            <m:r>
-              <m:t>(n−1)</m:t>
-            </m:r>
-          </m:sup>
-        </m:sSubSup>
-        <m:r>
-          <m:t>+</m:t>
-        </m:r>
-        <m:f>
-          <m:fPr>
-            <m:type m:val="bar"/>
-          </m:fPr>
-          <m:num>
-            <m:sSub>
-              <m:e>
-                <m:r>
-                  <m:t>δ</m:t>
-                </m:r>
-              </m:e>
-              <m:sub>
-                <m:r>
-                  <m:t>n</m:t>
-                </m:r>
-              </m:sub>
-            </m:sSub>
-          </m:num>
-          <m:den>
-            <m:r>
-              <m:t>n</m:t>
-            </m:r>
-          </m:den>
-        </m:f>
-        <m:r>
-          <m:t>,</m:t>
-        </m:r>
-      </m:oMath>
-      <w:r>
-        <w:rPr>
-          <w:rFonts w:ascii="Times New Roman" w:hAnsi="Times New Roman" w:eastAsia="SimSun" w:cs="Times New Roman"/>
-          <w:color w:val="000000"/>
-          <w:sz w:val="21"/>
-        </w:rPr>
-        <w:tab/>
-        <w:t>(3-19)</w:t>
-      </w:r>
-    </w:p>
-    <w:p>
-      <w:pPr>
-        <w:keepLines/>
-        <w:tabs>
-          <w:tab w:pos="4507" w:val="center"/>
-          <w:tab w:pos="9014" w:val="right"/>
-        </w:tabs>
-        <w:spacing w:before="80" w:after="80" w:line="240" w:lineRule="auto"/>
-        <w:ind w:firstLine="0" w:left="0" w:right="0"/>
-      </w:pPr>
-      <w:r>
-        <w:tab/>
-      </w:r>
-      <m:oMath xmlns:mml="http://www.w3.org/1998/Math/MathML">
-        <m:sSubSup>
-          <m:e>
-            <m:r>
-              <m:t>M</m:t>
-            </m:r>
-          </m:e>
-          <m:sub>
-            <m:r>
-              <m:t>2,ij</m:t>
-            </m:r>
-          </m:sub>
-          <m:sup>
-            <m:r>
-              <m:t>(n)</m:t>
-            </m:r>
-          </m:sup>
-        </m:sSubSup>
-        <m:r>
-          <m:t>=</m:t>
-        </m:r>
-        <m:sSubSup>
-          <m:e>
-            <m:r>
-              <m:t>M</m:t>
-            </m:r>
-          </m:e>
-          <m:sub>
-            <m:r>
-              <m:t>2,ij</m:t>
-            </m:r>
-          </m:sub>
-          <m:sup>
-            <m:r>
-              <m:t>(n−1)</m:t>
-            </m:r>
-          </m:sup>
-        </m:sSubSup>
-        <m:r>
-          <m:t>+</m:t>
-        </m:r>
-        <m:sSub>
-          <m:e>
-            <m:r>
-              <m:t>δ</m:t>
-            </m:r>
-          </m:e>
-          <m:sub>
-            <m:r>
-              <m:t>n</m:t>
-            </m:r>
-          </m:sub>
-        </m:sSub>
-        <m:r>
-          <m:t>(</m:t>
-        </m:r>
-        <m:sSubSup>
-          <m:e>
-            <m:r>
-              <m:t>ν</m:t>
-            </m:r>
-          </m:e>
-          <m:sub>
-            <m:r>
-              <m:t>ij</m:t>
-            </m:r>
-          </m:sub>
-          <m:sup>
-            <m:r>
-              <m:t>(n)</m:t>
-            </m:r>
-          </m:sup>
-        </m:sSubSup>
-        <m:r>
-          <m:t>−</m:t>
-        </m:r>
-        <m:sSubSup>
-          <m:e>
-            <m:r>
-              <m:t>μ</m:t>
-            </m:r>
-          </m:e>
-          <m:sub>
-            <m:r>
-              <m:t>ij</m:t>
-            </m:r>
-          </m:sub>
-          <m:sup>
-            <m:r>
-              <m:t>(n)</m:t>
-            </m:r>
-          </m:sup>
-        </m:sSubSup>
-        <m:r>
-          <m:t>)</m:t>
-        </m:r>
-        <m:r>
-          <m:t>,</m:t>
-        </m:r>
-        <m:sSubSup>
-          <m:e>
-            <m:r>
-              <m:t>s</m:t>
-            </m:r>
-          </m:e>
-          <m:sub>
-            <m:r>
-              <m:t>ij</m:t>
-            </m:r>
-          </m:sub>
-          <m:sup>
-            <m:r>
-              <m:t>2(n)</m:t>
-            </m:r>
-          </m:sup>
-        </m:sSubSup>
-        <m:r>
-          <m:t>=</m:t>
-        </m:r>
-        <m:f>
-          <m:fPr>
-            <m:type m:val="bar"/>
-          </m:fPr>
-          <m:num>
-            <m:sSubSup>
-              <m:e>
-                <m:r>
-                  <m:t>M</m:t>
-                </m:r>
-              </m:e>
-              <m:sub>
-                <m:r>
-                  <m:t>2,ij</m:t>
-                </m:r>
-              </m:sub>
-              <m:sup>
-                <m:r>
-                  <m:t>(n)</m:t>
-                </m:r>
-              </m:sup>
-            </m:sSubSup>
-          </m:num>
-          <m:den>
-            <m:r>
-              <m:t>n−1</m:t>
-            </m:r>
-          </m:den>
-        </m:f>
-        <m:r>
-          <m:t>.</m:t>
-        </m:r>
-      </m:oMath>
-      <w:r>
-        <w:rPr>
-          <w:rFonts w:ascii="Times New Roman" w:hAnsi="Times New Roman" w:eastAsia="SimSun" w:cs="Times New Roman"/>
-          <w:color w:val="000000"/>
-          <w:sz w:val="21"/>
-        </w:rPr>
-        <w:tab/>
-        <w:t>(3-20)</w:t>
+        <w:t>基线均值与方差采用数值稳定的递推统计方式更新，只有通过健康门限与突变门限筛选的候选样本参与计算，因此无需保存全部历史创新。</w:t>
       </w:r>
     </w:p>
     <w:p>
@@ -5709,7 +3619,7 @@
           <w:color w:val="000000"/>
           <w:sz w:val="21"/>
         </w:rPr>
-        <w:t>标定完成后，综合当前创新方差、边基线方差与方差下限，定义有效方差</w:t>
+        <w:t>标定完成后，取当前创新方差、边基线方差和方差下限三者中的最大值作为有效方差</w:t>
       </w:r>
     </w:p>
     <w:p>
@@ -5813,7 +3723,7 @@
           <w:sz w:val="21"/>
         </w:rPr>
         <w:tab/>
-        <w:t>(3-21)</w:t>
+        <w:t>(3-9)</w:t>
       </w:r>
     </w:p>
     <w:p>
@@ -5937,7 +3847,7 @@
           <w:sz w:val="21"/>
         </w:rPr>
         <w:tab/>
-        <w:t>(3-22)</w:t>
+        <w:t>(3-10)</w:t>
       </w:r>
     </w:p>
     <w:p>
@@ -6006,7 +3916,7 @@
           <w:color w:val="000000"/>
           <w:sz w:val="21"/>
         </w:rPr>
-        <w:t xml:space="preserve"> 时，表示实测距离相对预测距离偏小。在本文的3长机3僚机场景中，各边独立计算式（3-22），不引入邻边共识创新，以避免有限长机边条件下的中位数参考产生额外误判。</w:t>
+        <w:t xml:space="preserve"> 时，表示实测距离相对预测距离偏小。在本文的3长机3僚机场景中，各边独立计算式（3-10），不引入邻边共识创新，以避免有限长机边条件下的中位数参考产生额外误判。</w:t>
       </w:r>
     </w:p>
     <w:p>
@@ -6203,7 +4113,7 @@
           <w:sz w:val="21"/>
         </w:rPr>
         <w:tab/>
-        <w:t>(3-23)</w:t>
+        <w:t>(3-11)</w:t>
       </w:r>
     </w:p>
     <w:p>
@@ -6301,7 +4211,7 @@
           <w:sz w:val="21"/>
         </w:rPr>
         <w:tab/>
-        <w:t>(3-24)</w:t>
+        <w:t>(3-12)</w:t>
       </w:r>
     </w:p>
     <w:p>
@@ -6387,7 +4297,7 @@
           <w:sz w:val="21"/>
         </w:rPr>
         <w:tab/>
-        <w:t>(3-25)</w:t>
+        <w:t>(3-13)</w:t>
       </w:r>
     </w:p>
     <w:p>
@@ -6478,107 +4388,7 @@
           <w:color w:val="000000"/>
           <w:sz w:val="21"/>
         </w:rPr>
-        <w:t>，即</w:t>
-      </w:r>
-    </w:p>
-    <w:p>
-      <w:pPr>
-        <w:keepLines/>
-        <w:tabs>
-          <w:tab w:pos="4507" w:val="center"/>
-          <w:tab w:pos="9014" w:val="right"/>
-        </w:tabs>
-        <w:spacing w:before="80" w:after="80" w:line="240" w:lineRule="auto"/>
-        <w:ind w:firstLine="0" w:left="0" w:right="0"/>
-      </w:pPr>
-      <w:r>
-        <w:tab/>
-      </w:r>
-      <m:oMath xmlns:mml="http://www.w3.org/1998/Math/MathML">
-        <m:sSub>
-          <m:e>
-            <m:r>
-              <m:t>λ</m:t>
-            </m:r>
-          </m:e>
-          <m:sub>
-            <m:r>
-              <m:t>ij,k</m:t>
-            </m:r>
-          </m:sub>
-        </m:sSub>
-        <m:r>
-          <m:t>=</m:t>
-        </m:r>
-        <m:r>
-          <m:t>{</m:t>
-        </m:r>
-        <m:eqArr>
-          <m:e>
-            <m:sSub>
-              <m:e>
-                <m:r>
-                  <m:t>λ</m:t>
-                </m:r>
-              </m:e>
-              <m:sub>
-                <m:r>
-                  <m:t>r</m:t>
-                </m:r>
-              </m:sub>
-            </m:sSub>
-            <m:r>
-              <m:t>,</m:t>
-            </m:r>
-            <m:sSub>
-              <m:e>
-                <m:r>
-                  <m:t>a</m:t>
-                </m:r>
-              </m:e>
-              <m:sub>
-                <m:r>
-                  <m:t>ij,k−1</m:t>
-                </m:r>
-              </m:sub>
-            </m:sSub>
-            <m:r>
-              <m:t>=1</m:t>
-            </m:r>
-            <m:r>
-              <m:rPr>
-                <m:nor/>
-              </m:rPr>
-              <m:t> 且当前创新满足释放条件</m:t>
-            </m:r>
-            <m:r>
-              <m:t>,</m:t>
-            </m:r>
-          </m:e>
-          <m:e>
-            <m:r>
-              <m:t>λ,</m:t>
-            </m:r>
-            <m:r>
-              <m:rPr>
-                <m:nor/>
-              </m:rPr>
-              <m:t>其他情况</m:t>
-            </m:r>
-            <m:r>
-              <m:t>.</m:t>
-            </m:r>
-          </m:e>
-        </m:eqArr>
-      </m:oMath>
-      <w:r>
-        <w:rPr>
-          <w:rFonts w:ascii="Times New Roman" w:hAnsi="Times New Roman" w:eastAsia="SimSun" w:cs="Times New Roman"/>
-          <w:color w:val="000000"/>
-          <w:sz w:val="21"/>
-        </w:rPr>
-        <w:tab/>
-        <w:t>(3-26)</w:t>
+        <w:t>。该切换仅改变累计证据的衰减速度，不改变双侧CUSUM的检测方向。</w:t>
       </w:r>
     </w:p>
     <w:p>
@@ -6932,7 +4742,7 @@
           <w:sz w:val="21"/>
         </w:rPr>
         <w:tab/>
-        <w:t>(3-27)</w:t>
+        <w:t>(3-14)</w:t>
       </w:r>
     </w:p>
     <w:p>
@@ -7100,7 +4910,7 @@
           <w:sz w:val="21"/>
         </w:rPr>
         <w:tab/>
-        <w:t>(3-28)</w:t>
+        <w:t>(3-15)</w:t>
       </w:r>
     </w:p>
     <w:p>
@@ -7301,7 +5111,7 @@
           <w:sz w:val="21"/>
         </w:rPr>
         <w:tab/>
-        <w:t>(3-29)</w:t>
+        <w:t>(3-16)</w:t>
       </w:r>
     </w:p>
     <w:p>
@@ -7571,166 +5381,7 @@
           <w:sz w:val="21"/>
         </w:rPr>
         <w:tab/>
-        <w:t>(3-30)</w:t>
-      </w:r>
-    </w:p>
-    <w:p>
-      <w:pPr>
-        <w:widowControl/>
-        <w:spacing w:before="0" w:after="0" w:line="360" w:lineRule="auto"/>
-        <w:ind w:left="0" w:right="0" w:firstLine="420"/>
-        <w:jc w:val="both"/>
-      </w:pPr>
-      <w:r>
-        <w:rPr>
-          <w:rFonts w:ascii="Times New Roman" w:hAnsi="Times New Roman" w:eastAsia="SimSun" w:cs="Times New Roman"/>
-          <w:b w:val="0"/>
-          <w:color w:val="000000"/>
-          <w:sz w:val="21"/>
-        </w:rPr>
-        <w:t>相应的目标函数项为</w:t>
-      </w:r>
-    </w:p>
-    <w:p>
-      <w:pPr>
-        <w:keepLines/>
-        <w:tabs>
-          <w:tab w:pos="4507" w:val="center"/>
-          <w:tab w:pos="9014" w:val="right"/>
-        </w:tabs>
-        <w:spacing w:before="80" w:after="80" w:line="240" w:lineRule="auto"/>
-        <w:ind w:firstLine="0" w:left="0" w:right="0"/>
-      </w:pPr>
-      <w:r>
-        <w:tab/>
-      </w:r>
-      <m:oMath xmlns:mml="http://www.w3.org/1998/Math/MathML">
-        <m:sSup>
-          <m:e>
-            <m:r>
-              <m:t>(</m:t>
-            </m:r>
-            <m:sSubSup>
-              <m:e>
-                <m:limUpp>
-                  <m:e>
-                    <m:r>
-                      <m:t>r</m:t>
-                    </m:r>
-                  </m:e>
-                  <m:lim>
-                    <m:r>
-                      <m:t>~</m:t>
-                    </m:r>
-                  </m:lim>
-                </m:limUpp>
-              </m:e>
-              <m:sub>
-                <m:r>
-                  <m:t>ij,k</m:t>
-                </m:r>
-              </m:sub>
-              <m:sup>
-                <m:r>
-                  <m:t>d</m:t>
-                </m:r>
-              </m:sup>
-            </m:sSubSup>
-            <m:r>
-              <m:t>)</m:t>
-            </m:r>
-          </m:e>
-          <m:sup>
-            <m:r>
-              <m:t>2</m:t>
-            </m:r>
-          </m:sup>
-        </m:sSup>
-        <m:r>
-          <m:t>=</m:t>
-        </m:r>
-        <m:f>
-          <m:fPr>
-            <m:type m:val="bar"/>
-          </m:fPr>
-          <m:num>
-            <m:sSub>
-              <m:e>
-                <m:r>
-                  <m:t>w</m:t>
-                </m:r>
-              </m:e>
-              <m:sub>
-                <m:r>
-                  <m:t>ij,k</m:t>
-                </m:r>
-              </m:sub>
-            </m:sSub>
-          </m:num>
-          <m:den>
-            <m:sSubSup>
-              <m:e>
-                <m:r>
-                  <m:t>σ</m:t>
-                </m:r>
-              </m:e>
-              <m:sub>
-                <m:r>
-                  <m:t>d</m:t>
-                </m:r>
-              </m:sub>
-              <m:sup>
-                <m:r>
-                  <m:t>2</m:t>
-                </m:r>
-              </m:sup>
-            </m:sSubSup>
-          </m:den>
-        </m:f>
-        <m:sSup>
-          <m:e>
-            <m:r>
-              <m:t>(</m:t>
-            </m:r>
-            <m:sSubSup>
-              <m:e>
-                <m:r>
-                  <m:t>r</m:t>
-                </m:r>
-              </m:e>
-              <m:sub>
-                <m:r>
-                  <m:t>ij,k</m:t>
-                </m:r>
-              </m:sub>
-              <m:sup>
-                <m:r>
-                  <m:t>d</m:t>
-                </m:r>
-              </m:sup>
-            </m:sSubSup>
-            <m:r>
-              <m:t>)</m:t>
-            </m:r>
-          </m:e>
-          <m:sup>
-            <m:r>
-              <m:t>2</m:t>
-            </m:r>
-          </m:sup>
-        </m:sSup>
-        <m:r>
-          <m:t>.</m:t>
-        </m:r>
-      </m:oMath>
-      <w:r>
-        <w:rPr>
-          <w:rFonts w:ascii="Times New Roman" w:hAnsi="Times New Roman" w:eastAsia="SimSun" w:cs="Times New Roman"/>
-          <w:color w:val="000000"/>
-          <w:sz w:val="21"/>
-        </w:rPr>
-        <w:tab/>
-        <w:t>(3-31)</w:t>
+        <w:t>(3-17)</w:t>
       </w:r>
     </w:p>
     <w:p>
@@ -8045,7 +5696,7 @@
           <w:sz w:val="21"/>
         </w:rPr>
         <w:tab/>
-        <w:t>(3-32)</w:t>
+        <w:t>(3-18)</w:t>
       </w:r>
     </w:p>
     <w:p>
@@ -8184,7 +5835,7 @@
           <w:sz w:val="21"/>
         </w:rPr>
         <w:tab/>
-        <w:t>(3-33)</w:t>
+        <w:t>(3-19)</w:t>
       </w:r>
     </w:p>
     <w:p>
@@ -8297,7 +5948,7 @@
           <w:sz w:val="21"/>
         </w:rPr>
         <w:tab/>
-        <w:t>(3-34)</w:t>
+        <w:t>(3-20)</w:t>
       </w:r>
     </w:p>
     <w:p>
@@ -8314,7 +5965,7 @@
           <w:color w:val="000000"/>
           <w:sz w:val="21"/>
         </w:rPr>
-        <w:t>当报警集合为空时，该僚机相关边的准入变量均为1。式（3-34）保证每架僚机在每个关键帧至多隔离一条已确认报警的长机边。僚机间测距边不参与选择性隔离；即使其检测状态异常，也仅通过动态软降权进行处理。该策略阻止最可疑长机边继续进入新的窗口关键帧，同时保留其余长机测距与僚机间测距，以维持必要的协同几何约束。</w:t>
+        <w:t>当报警集合为空时，该僚机相关边的准入变量均为1。式（3-20）保证每架僚机在每个关键帧至多隔离一条已确认报警的长机边。僚机间测距边不参与选择性隔离；即使其检测状态异常，也仅通过动态软降权进行处理。该策略阻止最可疑长机边继续进入新的窗口关键帧，同时保留其余长机测距与僚机间测距，以维持必要的协同几何约束。</w:t>
       </w:r>
     </w:p>
     <w:p>
@@ -8332,136 +5983,6 @@
           <w:sz w:val="21"/>
         </w:rPr>
         <w:t>被隔离边仍参与在线创新、CUSUM及权重计算，以持续更新其异常证据。报警解除后，该边自下一关键帧起恢复准入资格。选择性隔离仅作用于新到达的测距因子；已经进入滑动窗口的历史因子不追溯删除，而是携带到达时确定的权重继续参与优化，直至对应关键帧随窗口自然移出。</w:t>
-      </w:r>
-    </w:p>
-    <w:p>
-      <w:pPr>
-        <w:widowControl/>
-        <w:spacing w:before="0" w:after="0" w:line="360" w:lineRule="auto"/>
-        <w:ind w:left="0" w:right="0" w:firstLine="420"/>
-        <w:jc w:val="both"/>
-      </w:pPr>
-      <w:r>
-        <w:rPr>
-          <w:rFonts w:ascii="Times New Roman" w:hAnsi="Times New Roman" w:eastAsia="SimHei" w:cs="Times New Roman"/>
-          <w:b/>
-          <w:color w:val="000000"/>
-          <w:sz w:val="21"/>
-        </w:rPr>
-        <w:t xml:space="preserve">加权目标函数与图优化反馈。 </w:t>
-      </w:r>
-      <w:r>
-        <w:rPr>
-          <w:rFonts w:ascii="Times New Roman" w:hAnsi="Times New Roman" w:eastAsia="SimSun" w:cs="Times New Roman"/>
-          <w:b w:val="0"/>
-          <w:color w:val="000000"/>
-          <w:sz w:val="21"/>
-        </w:rPr>
-        <w:t xml:space="preserve">根据准入变量，定义第 </w:t>
-      </w:r>
-      <m:oMath xmlns:mml="http://www.w3.org/1998/Math/MathML">
-        <m:r>
-          <m:t>τ</m:t>
-        </m:r>
-      </m:oMath>
-      <w:r>
-        <w:rPr>
-          <w:rFonts w:ascii="Times New Roman" w:hAnsi="Times New Roman" w:eastAsia="SimSun" w:cs="Times New Roman"/>
-          <w:b w:val="0"/>
-          <w:color w:val="000000"/>
-          <w:sz w:val="21"/>
-        </w:rPr>
-        <w:t xml:space="preserve"> 个关键帧的准入测距边集合</w:t>
-      </w:r>
-    </w:p>
-    <w:p>
-      <w:pPr>
-        <w:keepLines/>
-        <w:tabs>
-          <w:tab w:pos="4507" w:val="center"/>
-          <w:tab w:pos="9014" w:val="right"/>
-        </w:tabs>
-        <w:spacing w:before="80" w:after="80" w:line="240" w:lineRule="auto"/>
-        <w:ind w:firstLine="0" w:left="0" w:right="0"/>
-      </w:pPr>
-      <w:r>
-        <w:tab/>
-      </w:r>
-      <m:oMath xmlns:mml="http://www.w3.org/1998/Math/MathML">
-        <m:sSubSup>
-          <m:e>
-            <m:r>
-              <m:rPr>
-                <m:scr m:val="script"/>
-              </m:rPr>
-              <m:t>E</m:t>
-            </m:r>
-          </m:e>
-          <m:sub>
-            <m:r>
-              <m:t>τ</m:t>
-            </m:r>
-          </m:sub>
-          <m:sup>
-            <m:r>
-              <m:rPr>
-                <m:sty m:val="p"/>
-              </m:rPr>
-              <m:t>adm</m:t>
-            </m:r>
-          </m:sup>
-        </m:sSubSup>
-        <m:r>
-          <m:t>=</m:t>
-        </m:r>
-        <m:r>
-          <m:t>{(i,j)∈</m:t>
-        </m:r>
-        <m:sSub>
-          <m:e>
-            <m:r>
-              <m:rPr>
-                <m:scr m:val="script"/>
-              </m:rPr>
-              <m:t>E</m:t>
-            </m:r>
-          </m:e>
-          <m:sub>
-            <m:r>
-              <m:t>τ</m:t>
-            </m:r>
-          </m:sub>
-        </m:sSub>
-        <m:r>
-          <m:t>∣</m:t>
-        </m:r>
-        <m:sSub>
-          <m:e>
-            <m:r>
-              <m:t>γ</m:t>
-            </m:r>
-          </m:e>
-          <m:sub>
-            <m:r>
-              <m:t>ij,τ</m:t>
-            </m:r>
-          </m:sub>
-        </m:sSub>
-        <m:r>
-          <m:t>=1}</m:t>
-        </m:r>
-        <m:r>
-          <m:t>.</m:t>
-        </m:r>
-      </m:oMath>
-      <w:r>
-        <w:rPr>
-          <w:rFonts w:ascii="Times New Roman" w:hAnsi="Times New Roman" w:eastAsia="SimSun" w:cs="Times New Roman"/>
-          <w:color w:val="000000"/>
-          <w:sz w:val="21"/>
-        </w:rPr>
-        <w:tab/>
-        <w:t>(3-35)</w:t>
       </w:r>
     </w:p>
     <w:p>
@@ -8576,7 +6097,7 @@
           <w:color w:val="000000"/>
           <w:sz w:val="21"/>
         </w:rPr>
-        <w:t>。三类代价分别由式（3-5）、式（3-8）和式（3-31）的白化残差在相应节点或边集合上求和得到。完整滑动窗口目标函数可紧凑表示为</w:t>
+        <w:t>。三类代价分别由式（3-2）、式（3-4）和式（3-17）的残差按相应协方差白化，并在对应节点或准入边集合上求和得到。完整滑动窗口目标函数可紧凑表示为</w:t>
       </w:r>
     </w:p>
     <w:p>
@@ -8754,7 +6275,7 @@
           <w:sz w:val="21"/>
         </w:rPr>
         <w:tab/>
-        <w:t>(3-36)</w:t>
+        <w:t>(3-21)</w:t>
       </w:r>
     </w:p>
     <w:p>
@@ -8771,7 +6292,7 @@
           <w:color w:val="000000"/>
           <w:sz w:val="21"/>
         </w:rPr>
-        <w:t>式（3-36）联合了绝对位置约束、僚机跨帧运动约束，以及经动态软降权和选择性隔离处理的测距约束。其中，动态软降权连续调节准入测距边的信息量，选择性隔离则阻止已确认的最可疑长机边进入新关键帧，二者共同构成本文的测距故障处理机制。</w:t>
+        <w:t>式（3-21）联合了绝对位置约束、僚机跨帧运动约束，以及经动态软降权和选择性隔离处理的测距约束。其中，动态软降权连续调节准入测距边的信息量，选择性隔离则阻止已确认的最可疑长机边进入新关键帧，二者共同构成本文的测距故障处理机制。</w:t>
       </w:r>
     </w:p>
     <w:p>
@@ -8788,86 +6309,7 @@
           <w:color w:val="000000"/>
           <w:sz w:val="21"/>
         </w:rPr>
-        <w:t>采用高斯-牛顿法迭代求解式（3-36）。每次迭代均依据当前位置状态重新计算测距残差与雅可比，并构造白化线性系统</w:t>
-      </w:r>
-    </w:p>
-    <w:p>
-      <w:pPr>
-        <w:keepLines/>
-        <w:tabs>
-          <w:tab w:pos="4507" w:val="center"/>
-          <w:tab w:pos="9014" w:val="right"/>
-        </w:tabs>
-        <w:spacing w:before="80" w:after="80" w:line="240" w:lineRule="auto"/>
-        <w:ind w:firstLine="0" w:left="0" w:right="0"/>
-      </w:pPr>
-      <w:r>
-        <w:tab/>
-      </w:r>
-      <m:oMath xmlns:mml="http://www.w3.org/1998/Math/MathML">
-        <m:sSub>
-          <m:e>
-            <m:r>
-              <m:rPr>
-                <m:sty m:val="b"/>
-              </m:rPr>
-              <m:t>A</m:t>
-            </m:r>
-          </m:e>
-          <m:sub>
-            <m:r>
-              <m:t>k</m:t>
-            </m:r>
-          </m:sub>
-        </m:sSub>
-        <m:r>
-          <m:t>Δ</m:t>
-        </m:r>
-        <m:sSub>
-          <m:e>
-            <m:r>
-              <m:rPr>
-                <m:scr m:val="script"/>
-              </m:rPr>
-              <m:t>X</m:t>
-            </m:r>
-          </m:e>
-          <m:sub>
-            <m:r>
-              <m:t>k</m:t>
-            </m:r>
-          </m:sub>
-        </m:sSub>
-        <m:r>
-          <m:t>=−</m:t>
-        </m:r>
-        <m:sSub>
-          <m:e>
-            <m:r>
-              <m:rPr>
-                <m:sty m:val="b"/>
-              </m:rPr>
-              <m:t>d</m:t>
-            </m:r>
-          </m:e>
-          <m:sub>
-            <m:r>
-              <m:t>k</m:t>
-            </m:r>
-          </m:sub>
-        </m:sSub>
-        <m:r>
-          <m:t>,</m:t>
-        </m:r>
-      </m:oMath>
-      <w:r>
-        <w:rPr>
-          <w:rFonts w:ascii="Times New Roman" w:hAnsi="Times New Roman" w:eastAsia="SimSun" w:cs="Times New Roman"/>
-          <w:color w:val="000000"/>
-          <w:sz w:val="21"/>
-        </w:rPr>
-        <w:tab/>
-        <w:t>(3-37)</w:t>
+        <w:t>式（3-21）采用高斯-牛顿法迭代求解。每次迭代均根据当前位置状态重新计算测距残差与雅可比，构造白化线性系统，并通过稠密QR分解求解状态增量。</w:t>
       </w:r>
     </w:p>
     <w:p>
@@ -8884,111 +6326,7 @@
           <w:color w:val="000000"/>
           <w:sz w:val="21"/>
         </w:rPr>
-        <w:t>随后通过QR分解求解状态增量。迭代收敛后，以线性化信息矩阵的广义逆近似窗口状态协方差：</w:t>
-      </w:r>
-    </w:p>
-    <w:p>
-      <w:pPr>
-        <w:keepLines/>
-        <w:tabs>
-          <w:tab w:pos="4507" w:val="center"/>
-          <w:tab w:pos="9014" w:val="right"/>
-        </w:tabs>
-        <w:spacing w:before="80" w:after="80" w:line="240" w:lineRule="auto"/>
-        <w:ind w:firstLine="0" w:left="0" w:right="0"/>
-      </w:pPr>
-      <w:r>
-        <w:tab/>
-      </w:r>
-      <m:oMath xmlns:mml="http://www.w3.org/1998/Math/MathML">
-        <m:sSubSup>
-          <m:e>
-            <m:r>
-              <m:rPr>
-                <m:sty m:val="b"/>
-              </m:rPr>
-              <m:t>P</m:t>
-            </m:r>
-          </m:e>
-          <m:sub>
-            <m:r>
-              <m:t>k</m:t>
-            </m:r>
-          </m:sub>
-          <m:sup>
-            <m:r>
-              <m:rPr>
-                <m:sty m:val="p"/>
-              </m:rPr>
-              <m:t>FG</m:t>
-            </m:r>
-          </m:sup>
-        </m:sSubSup>
-        <m:r>
-          <m:t>≈</m:t>
-        </m:r>
-        <m:sSup>
-          <m:e>
-            <m:r>
-              <m:t>(</m:t>
-            </m:r>
-            <m:sSubSup>
-              <m:e>
-                <m:r>
-                  <m:rPr>
-                    <m:sty m:val="b"/>
-                  </m:rPr>
-                  <m:t>A</m:t>
-                </m:r>
-              </m:e>
-              <m:sub>
-                <m:r>
-                  <m:t>k</m:t>
-                </m:r>
-              </m:sub>
-              <m:sup>
-                <m:r>
-                  <m:t>T</m:t>
-                </m:r>
-              </m:sup>
-            </m:sSubSup>
-            <m:sSub>
-              <m:e>
-                <m:r>
-                  <m:rPr>
-                    <m:sty m:val="b"/>
-                  </m:rPr>
-                  <m:t>A</m:t>
-                </m:r>
-              </m:e>
-              <m:sub>
-                <m:r>
-                  <m:t>k</m:t>
-                </m:r>
-              </m:sub>
-            </m:sSub>
-            <m:r>
-              <m:t>)</m:t>
-            </m:r>
-          </m:e>
-          <m:sup>
-            <m:r>
-              <m:t>†</m:t>
-            </m:r>
-          </m:sup>
-        </m:sSup>
-        <m:r>
-          <m:t>.</m:t>
-        </m:r>
-      </m:oMath>
-      <w:r>
-        <w:rPr>
-          <w:rFonts w:ascii="Times New Roman" w:hAnsi="Times New Roman" w:eastAsia="SimSun" w:cs="Times New Roman"/>
-          <w:color w:val="000000"/>
-          <w:sz w:val="21"/>
-        </w:rPr>
-        <w:tab/>
-        <w:t>(3-38)</w:t>
+        <w:t>迭代收敛后，利用最终线性化信息矩阵的广义逆近似窗口状态协方差。</w:t>
       </w:r>
     </w:p>
     <w:p>
@@ -9005,7 +6343,7 @@
           <w:color w:val="000000"/>
           <w:sz w:val="21"/>
         </w:rPr>
-        <w:t xml:space="preserve">从 </w:t>
+        <w:t xml:space="preserve">从上述窗口状态协方差 </w:t>
       </w:r>
       <m:oMath xmlns:mml="http://www.w3.org/1998/Math/MathML">
         <m:sSubSup>
@@ -9891,7 +7229,7 @@
           <w:color w:val="000000"/>
           <w:sz w:val="17"/>
         </w:rPr>
-        <w:t>29:         使用高斯—牛顿迭代和QR分解求解窗口位置状态</w:t>
+        <w:t>29:         使用高斯-牛顿迭代和QR分解求解窗口位置状态</w:t>
       </w:r>
     </w:p>
     <w:p>
@@ -10003,125 +7341,7 @@
           <w:color w:val="000000"/>
           <w:sz w:val="21"/>
         </w:rPr>
-        <w:t xml:space="preserve">在每个关键帧中，逐边CUSUM更新、权重计算及选择性隔离的计算量与当前活动测距边数近似呈线性关系，即为 </w:t>
-      </w:r>
-      <m:oMath xmlns:mml="http://www.w3.org/1998/Math/MathML">
-        <m:r>
-          <m:t>O(|</m:t>
-        </m:r>
-        <m:sSub>
-          <m:e>
-            <m:r>
-              <m:rPr>
-                <m:scr m:val="script"/>
-              </m:rPr>
-              <m:t>E</m:t>
-            </m:r>
-          </m:e>
-          <m:sub>
-            <m:r>
-              <m:t>k</m:t>
-            </m:r>
-          </m:sub>
-        </m:sSub>
-        <m:r>
-          <m:t>|)</m:t>
-        </m:r>
-      </m:oMath>
-      <w:r>
-        <w:rPr>
-          <w:rFonts w:ascii="Times New Roman" w:hAnsi="Times New Roman" w:eastAsia="SimSun" w:cs="Times New Roman"/>
-          <w:b w:val="0"/>
-          <w:color w:val="000000"/>
-          <w:sz w:val="21"/>
-        </w:rPr>
-        <w:t xml:space="preserve">。对于由3架长机和3架僚机构成的位置型因子图，每个关键帧包含6个三维位置节点，窗口状态维数为 </w:t>
-      </w:r>
-      <m:oMath xmlns:mml="http://www.w3.org/1998/Math/MathML">
-        <m:sSub>
-          <m:e>
-            <m:r>
-              <m:t>n</m:t>
-            </m:r>
-          </m:e>
-          <m:sub>
-            <m:r>
-              <m:t>x</m:t>
-            </m:r>
-          </m:sub>
-        </m:sSub>
-        <m:r>
-          <m:t>=18</m:t>
-        </m:r>
-        <m:sSub>
-          <m:e>
-            <m:r>
-              <m:t>N</m:t>
-            </m:r>
-          </m:e>
-          <m:sub>
-            <m:r>
-              <m:t>w</m:t>
-            </m:r>
-          </m:sub>
-        </m:sSub>
-      </m:oMath>
-      <w:r>
-        <w:rPr>
-          <w:rFonts w:ascii="Times New Roman" w:hAnsi="Times New Roman" w:eastAsia="SimSun" w:cs="Times New Roman"/>
-          <w:b w:val="0"/>
-          <w:color w:val="000000"/>
-          <w:sz w:val="21"/>
-        </w:rPr>
-        <w:t xml:space="preserve">。当前实现每次均重新构造窗口线性系统，并采用稠密QR分解求解。若残差维数为 </w:t>
-      </w:r>
-      <m:oMath xmlns:mml="http://www.w3.org/1998/Math/MathML">
-        <m:r>
-          <m:t>m</m:t>
-        </m:r>
-      </m:oMath>
-      <w:r>
-        <w:rPr>
-          <w:rFonts w:ascii="Times New Roman" w:hAnsi="Times New Roman" w:eastAsia="SimSun" w:cs="Times New Roman"/>
-          <w:b w:val="0"/>
-          <w:color w:val="000000"/>
-          <w:sz w:val="21"/>
-        </w:rPr>
-        <w:t xml:space="preserve">，则单次高斯-牛顿线性求解的主要复杂度可近似表示为 </w:t>
-      </w:r>
-      <m:oMath xmlns:mml="http://www.w3.org/1998/Math/MathML">
-        <m:r>
-          <m:t>O(m</m:t>
-        </m:r>
-        <m:sSubSup>
-          <m:e>
-            <m:r>
-              <m:t>n</m:t>
-            </m:r>
-          </m:e>
-          <m:sub>
-            <m:r>
-              <m:t>x</m:t>
-            </m:r>
-          </m:sub>
-          <m:sup>
-            <m:r>
-              <m:t>2</m:t>
-            </m:r>
-          </m:sup>
-        </m:sSubSup>
-        <m:r>
-          <m:t>)</m:t>
-        </m:r>
-      </m:oMath>
-      <w:r>
-        <w:rPr>
-          <w:rFonts w:ascii="Times New Roman" w:hAnsi="Times New Roman" w:eastAsia="SimSun" w:cs="Times New Roman"/>
-          <w:b w:val="0"/>
-          <w:color w:val="000000"/>
-          <w:sz w:val="21"/>
-        </w:rPr>
-        <w:t>。因此，该方法不属于增量式常数复杂度优化，其运行时间将随窗口长度、活动测距边数和高斯-牛顿迭代次数增加。</w:t>
+        <w:t>计算复杂度方面，逐边CUSUM更新、权重计算和选择性隔离均随活动测距边数近似线性增长。滑动窗口优化需在每个关键帧重新构造线性系统并采用稠密QR分解，其耗时随窗口长度、活动边数量及高斯-牛顿迭代次数增加。因此，当前实现属于批量重优化，而非增量式常数复杂度求解。</w:t>
       </w:r>
     </w:p>
     <w:p>
